--- a/Embargos/DISEÑO DE DATOS.docx
+++ b/Embargos/DISEÑO DE DATOS.docx
@@ -40,11 +40,33 @@
           <w:lang w:val="es-AR"/>
         </w:rPr>
       </w:pPr>
-      <w:r>
-        <w:rPr>
-          <w:lang w:val="es-AR"/>
-        </w:rPr>
-        <w:t>AgentesApp – Existe (pruebasAge)</w:t>
+      <w:proofErr w:type="spellStart"/>
+      <w:r>
+        <w:rPr>
+          <w:lang w:val="es-AR"/>
+        </w:rPr>
+        <w:t>AgentesApp</w:t>
+      </w:r>
+      <w:proofErr w:type="spellEnd"/>
+      <w:r>
+        <w:rPr>
+          <w:lang w:val="es-AR"/>
+        </w:rPr>
+        <w:t xml:space="preserve"> – Existe (</w:t>
+      </w:r>
+      <w:proofErr w:type="spellStart"/>
+      <w:r>
+        <w:rPr>
+          <w:lang w:val="es-AR"/>
+        </w:rPr>
+        <w:t>pruebasAge</w:t>
+      </w:r>
+      <w:proofErr w:type="spellEnd"/>
+      <w:r>
+        <w:rPr>
+          <w:lang w:val="es-AR"/>
+        </w:rPr>
+        <w:t>)</w:t>
       </w:r>
     </w:p>
     <w:p>
@@ -62,8 +84,16 @@
         <w:rPr>
           <w:lang w:val="es-AR"/>
         </w:rPr>
-        <w:t>Estructura de tabla PruebasAge</w:t>
-      </w:r>
+        <w:t xml:space="preserve">Estructura de tabla </w:t>
+      </w:r>
+      <w:proofErr w:type="spellStart"/>
+      <w:r>
+        <w:rPr>
+          <w:lang w:val="es-AR"/>
+        </w:rPr>
+        <w:t>PruebasAge</w:t>
+      </w:r>
+      <w:proofErr w:type="spellEnd"/>
     </w:p>
     <w:p>
       <w:pPr>
@@ -644,7 +674,39 @@
           <w:highlight w:val="yellow"/>
           <w:lang w:val="es-AR"/>
         </w:rPr>
-        <w:t>Si es gedo (bool)</w:t>
+        <w:t xml:space="preserve">Si es </w:t>
+      </w:r>
+      <w:proofErr w:type="spellStart"/>
+      <w:r>
+        <w:rPr>
+          <w:highlight w:val="yellow"/>
+          <w:lang w:val="es-AR"/>
+        </w:rPr>
+        <w:t>gedo</w:t>
+      </w:r>
+      <w:proofErr w:type="spellEnd"/>
+      <w:r>
+        <w:rPr>
+          <w:highlight w:val="yellow"/>
+          <w:lang w:val="es-AR"/>
+        </w:rPr>
+        <w:t xml:space="preserve"> (</w:t>
+      </w:r>
+      <w:proofErr w:type="spellStart"/>
+      <w:r>
+        <w:rPr>
+          <w:highlight w:val="yellow"/>
+          <w:lang w:val="es-AR"/>
+        </w:rPr>
+        <w:t>bool</w:t>
+      </w:r>
+      <w:proofErr w:type="spellEnd"/>
+      <w:r>
+        <w:rPr>
+          <w:highlight w:val="yellow"/>
+          <w:lang w:val="es-AR"/>
+        </w:rPr>
+        <w:t>)</w:t>
       </w:r>
     </w:p>
     <w:p>
@@ -841,12 +903,21 @@
           <w:lang w:val="es-AR"/>
         </w:rPr>
       </w:pPr>
-      <w:r>
-        <w:rPr>
-          <w:highlight w:val="yellow"/>
-          <w:lang w:val="es-AR"/>
-        </w:rPr>
-        <w:t xml:space="preserve">embargo_tipo_id </w:t>
+      <w:proofErr w:type="spellStart"/>
+      <w:r>
+        <w:rPr>
+          <w:highlight w:val="yellow"/>
+          <w:lang w:val="es-AR"/>
+        </w:rPr>
+        <w:t>embargo_tipo_id</w:t>
+      </w:r>
+      <w:proofErr w:type="spellEnd"/>
+      <w:r>
+        <w:rPr>
+          <w:highlight w:val="yellow"/>
+          <w:lang w:val="es-AR"/>
+        </w:rPr>
+        <w:t xml:space="preserve"> </w:t>
       </w:r>
       <w:r>
         <w:rPr>
@@ -873,7 +944,39 @@
           <w:highlight w:val="yellow"/>
           <w:lang w:val="es-AR"/>
         </w:rPr>
-        <w:t>Demandado (nro de control o dni)</w:t>
+        <w:t>Demandado (</w:t>
+      </w:r>
+      <w:proofErr w:type="spellStart"/>
+      <w:r>
+        <w:rPr>
+          <w:highlight w:val="yellow"/>
+          <w:lang w:val="es-AR"/>
+        </w:rPr>
+        <w:t>nro</w:t>
+      </w:r>
+      <w:proofErr w:type="spellEnd"/>
+      <w:r>
+        <w:rPr>
+          <w:highlight w:val="yellow"/>
+          <w:lang w:val="es-AR"/>
+        </w:rPr>
+        <w:t xml:space="preserve"> de control o </w:t>
+      </w:r>
+      <w:proofErr w:type="spellStart"/>
+      <w:r>
+        <w:rPr>
+          <w:highlight w:val="yellow"/>
+          <w:lang w:val="es-AR"/>
+        </w:rPr>
+        <w:t>dni</w:t>
+      </w:r>
+      <w:proofErr w:type="spellEnd"/>
+      <w:r>
+        <w:rPr>
+          <w:highlight w:val="yellow"/>
+          <w:lang w:val="es-AR"/>
+        </w:rPr>
+        <w:t>)</w:t>
       </w:r>
     </w:p>
     <w:p>
@@ -1048,6 +1151,26 @@
       <w:pPr>
         <w:pStyle w:val="Prrafodelista"/>
         <w:numPr>
+          <w:ilvl w:val="1"/>
+          <w:numId w:val="6"/>
+        </w:numPr>
+        <w:rPr>
+          <w:highlight w:val="yellow"/>
+          <w:lang w:val="es-AR"/>
+        </w:rPr>
+      </w:pPr>
+      <w:r>
+        <w:rPr>
+          <w:highlight w:val="yellow"/>
+          <w:lang w:val="es-AR"/>
+        </w:rPr>
+        <w:t>Porcentaje (solicitado)</w:t>
+      </w:r>
+    </w:p>
+    <w:p>
+      <w:pPr>
+        <w:pStyle w:val="Prrafodelista"/>
+        <w:numPr>
           <w:ilvl w:val="0"/>
           <w:numId w:val="1"/>
         </w:numPr>
@@ -1141,7 +1264,23 @@
           <w:highlight w:val="yellow"/>
           <w:lang w:val="es-AR"/>
         </w:rPr>
-        <w:t>Haberes (bool)</w:t>
+        <w:t>Haberes (</w:t>
+      </w:r>
+      <w:proofErr w:type="spellStart"/>
+      <w:r>
+        <w:rPr>
+          <w:highlight w:val="yellow"/>
+          <w:lang w:val="es-AR"/>
+        </w:rPr>
+        <w:t>bool</w:t>
+      </w:r>
+      <w:proofErr w:type="spellEnd"/>
+      <w:r>
+        <w:rPr>
+          <w:highlight w:val="yellow"/>
+          <w:lang w:val="es-AR"/>
+        </w:rPr>
+        <w:t>)</w:t>
       </w:r>
     </w:p>
     <w:p>
@@ -1156,12 +1295,37 @@
           <w:lang w:val="es-AR"/>
         </w:rPr>
       </w:pPr>
-      <w:r>
-        <w:rPr>
-          <w:highlight w:val="yellow"/>
-          <w:lang w:val="es-AR"/>
-        </w:rPr>
-        <w:t>Sac (bool)</w:t>
+      <w:proofErr w:type="spellStart"/>
+      <w:r>
+        <w:rPr>
+          <w:highlight w:val="yellow"/>
+          <w:lang w:val="es-AR"/>
+        </w:rPr>
+        <w:t>Sac</w:t>
+      </w:r>
+      <w:proofErr w:type="spellEnd"/>
+      <w:r>
+        <w:rPr>
+          <w:highlight w:val="yellow"/>
+          <w:lang w:val="es-AR"/>
+        </w:rPr>
+        <w:t xml:space="preserve"> (</w:t>
+      </w:r>
+      <w:proofErr w:type="spellStart"/>
+      <w:r>
+        <w:rPr>
+          <w:highlight w:val="yellow"/>
+          <w:lang w:val="es-AR"/>
+        </w:rPr>
+        <w:t>bool</w:t>
+      </w:r>
+      <w:proofErr w:type="spellEnd"/>
+      <w:r>
+        <w:rPr>
+          <w:highlight w:val="yellow"/>
+          <w:lang w:val="es-AR"/>
+        </w:rPr>
+        <w:t>)</w:t>
       </w:r>
     </w:p>
     <w:p>
@@ -1181,7 +1345,23 @@
           <w:highlight w:val="yellow"/>
           <w:lang w:val="es-AR"/>
         </w:rPr>
-        <w:t>Asignaciones familiares (bool)</w:t>
+        <w:t>Asignaciones familiares (</w:t>
+      </w:r>
+      <w:proofErr w:type="spellStart"/>
+      <w:r>
+        <w:rPr>
+          <w:highlight w:val="yellow"/>
+          <w:lang w:val="es-AR"/>
+        </w:rPr>
+        <w:t>bool</w:t>
+      </w:r>
+      <w:proofErr w:type="spellEnd"/>
+      <w:r>
+        <w:rPr>
+          <w:highlight w:val="yellow"/>
+          <w:lang w:val="es-AR"/>
+        </w:rPr>
+        <w:t>)</w:t>
       </w:r>
     </w:p>
     <w:p>
@@ -1201,7 +1381,23 @@
           <w:highlight w:val="yellow"/>
           <w:lang w:val="es-AR"/>
         </w:rPr>
-        <w:t>Ayuda escolar (bool)</w:t>
+        <w:t>Ayuda escolar (</w:t>
+      </w:r>
+      <w:proofErr w:type="spellStart"/>
+      <w:r>
+        <w:rPr>
+          <w:highlight w:val="yellow"/>
+          <w:lang w:val="es-AR"/>
+        </w:rPr>
+        <w:t>bool</w:t>
+      </w:r>
+      <w:proofErr w:type="spellEnd"/>
+      <w:r>
+        <w:rPr>
+          <w:highlight w:val="yellow"/>
+          <w:lang w:val="es-AR"/>
+        </w:rPr>
+        <w:t>)</w:t>
       </w:r>
     </w:p>
     <w:p>
@@ -1277,7 +1473,23 @@
           <w:highlight w:val="yellow"/>
           <w:lang w:val="es-AR"/>
         </w:rPr>
-        <w:t xml:space="preserve"> (1 registro por hijo/a beneficiado) </w:t>
+        <w:t xml:space="preserve"> (1 registro por hijo/</w:t>
+      </w:r>
+      <w:proofErr w:type="spellStart"/>
+      <w:r>
+        <w:rPr>
+          <w:highlight w:val="yellow"/>
+          <w:lang w:val="es-AR"/>
+        </w:rPr>
+        <w:t>a</w:t>
+      </w:r>
+      <w:proofErr w:type="spellEnd"/>
+      <w:r>
+        <w:rPr>
+          <w:highlight w:val="yellow"/>
+          <w:lang w:val="es-AR"/>
+        </w:rPr>
+        <w:t xml:space="preserve"> beneficiado) </w:t>
       </w:r>
     </w:p>
     <w:p>
@@ -1297,7 +1509,23 @@
           <w:highlight w:val="yellow"/>
           <w:lang w:val="es-AR"/>
         </w:rPr>
-        <w:t>ID de familiar (ej: hijos, esposa) (solo para familiar)</w:t>
+        <w:t>ID de familiar (</w:t>
+      </w:r>
+      <w:proofErr w:type="spellStart"/>
+      <w:r>
+        <w:rPr>
+          <w:highlight w:val="yellow"/>
+          <w:lang w:val="es-AR"/>
+        </w:rPr>
+        <w:t>ej</w:t>
+      </w:r>
+      <w:proofErr w:type="spellEnd"/>
+      <w:r>
+        <w:rPr>
+          <w:highlight w:val="yellow"/>
+          <w:lang w:val="es-AR"/>
+        </w:rPr>
+        <w:t>: hijos, esposa) (solo para familiar)</w:t>
       </w:r>
     </w:p>
     <w:p>
@@ -1732,7 +1960,15 @@
           <w:highlight w:val="yellow"/>
           <w:lang w:val="es-AR"/>
         </w:rPr>
-        <w:t xml:space="preserve">: Se importará todos los meses el archivo de carga de familia. Se verificará si existe la cabecera, y en caso de existir, se agregará o eliminará lógicamente el registro en la tabla de detalle colocando fecha desde y hasta de la novedad. </w:t>
+        <w:t xml:space="preserve">: Se importará todos los meses el archivo de carga de familia. Se verificará si existe la cabecera, y en caso de existir, se agregará o eliminará </w:t>
+      </w:r>
+      <w:r>
+        <w:rPr>
+          <w:highlight w:val="yellow"/>
+          <w:lang w:val="es-AR"/>
+        </w:rPr>
+        <w:lastRenderedPageBreak/>
+        <w:t xml:space="preserve">lógicamente el registro en la tabla de detalle colocando fecha desde y hasta de la novedad. </w:t>
       </w:r>
     </w:p>
     <w:p>
@@ -1752,7 +1988,6 @@
           <w:highlight w:val="yellow"/>
           <w:lang w:val="es-AR"/>
         </w:rPr>
-        <w:lastRenderedPageBreak/>
         <w:t xml:space="preserve">Liquidación </w:t>
       </w:r>
     </w:p>
@@ -1909,10 +2144,265 @@
         <w:rPr>
           <w:lang w:val="es-AR"/>
         </w:rPr>
-        <w:t>Ver que datos deberíamos guardar en el oficio encabezado, si guardar cuil o nro de control o ambos. Verificar como podemos cubrir el caso en el que un agente cambie de numero de control y poder seguir efectuando los embargos</w:t>
-      </w:r>
+        <w:t xml:space="preserve">Ver que datos deberíamos guardar en el oficio encabezado, si guardar cuil o </w:t>
+      </w:r>
+      <w:proofErr w:type="spellStart"/>
+      <w:r>
+        <w:rPr>
+          <w:lang w:val="es-AR"/>
+        </w:rPr>
+        <w:t>nro</w:t>
+      </w:r>
+      <w:proofErr w:type="spellEnd"/>
+      <w:r>
+        <w:rPr>
+          <w:lang w:val="es-AR"/>
+        </w:rPr>
+        <w:t xml:space="preserve"> de control o ambos. Verificar como podemos cubrir el caso en el que un agente cambie de numero de control y poder seguir efectuando los embargos</w:t>
+      </w:r>
+      <w:r>
+        <w:rPr>
+          <w:lang w:val="es-AR"/>
+        </w:rPr>
+        <w:t xml:space="preserve">. </w:t>
+      </w:r>
+    </w:p>
+    <w:p>
+      <w:pPr>
+        <w:pStyle w:val="Ttulo1"/>
+        <w:rPr>
+          <w:lang w:val="es-AR"/>
+        </w:rPr>
+      </w:pPr>
+      <w:r>
+        <w:rPr>
+          <w:lang w:val="es-AR"/>
+        </w:rPr>
+        <w:t>Resumen</w:t>
+      </w:r>
+    </w:p>
+    <w:p>
+      <w:pPr>
+        <w:pStyle w:val="Prrafodelista"/>
+        <w:numPr>
+          <w:ilvl w:val="0"/>
+          <w:numId w:val="10"/>
+        </w:numPr>
+        <w:rPr>
+          <w:lang w:val="es-AR"/>
+        </w:rPr>
+      </w:pPr>
+      <w:r>
+        <w:rPr>
+          <w:lang w:val="es-AR"/>
+        </w:rPr>
+        <w:t>El cuil será obligatorio</w:t>
+      </w:r>
+      <w:r>
+        <w:rPr>
+          <w:lang w:val="es-AR"/>
+        </w:rPr>
+        <w:t xml:space="preserve">. Por defecto se buscarán todos los controles de ese cuil y se aplicará a todos limitando al porcentaje o monto definido en el oficio. </w:t>
+      </w:r>
+    </w:p>
+    <w:p>
+      <w:pPr>
+        <w:pStyle w:val="Prrafodelista"/>
+        <w:numPr>
+          <w:ilvl w:val="0"/>
+          <w:numId w:val="10"/>
+        </w:numPr>
+        <w:rPr>
+          <w:lang w:val="es-AR"/>
+        </w:rPr>
+      </w:pPr>
+      <w:r>
+        <w:rPr>
+          <w:lang w:val="es-AR"/>
+        </w:rPr>
+        <w:t>S</w:t>
+      </w:r>
+      <w:r>
+        <w:rPr>
+          <w:lang w:val="es-AR"/>
+        </w:rPr>
+        <w:t xml:space="preserve">i se carga el </w:t>
+      </w:r>
+      <w:r>
+        <w:rPr>
+          <w:lang w:val="es-AR"/>
+        </w:rPr>
+        <w:t>número</w:t>
+      </w:r>
+      <w:r>
+        <w:rPr>
+          <w:lang w:val="es-AR"/>
+        </w:rPr>
+        <w:t xml:space="preserve"> de control, el embargo se aplicará sobre ese cuil y ese </w:t>
+      </w:r>
+      <w:r>
+        <w:rPr>
+          <w:lang w:val="es-AR"/>
+        </w:rPr>
+        <w:t>número</w:t>
+      </w:r>
+      <w:r>
+        <w:rPr>
+          <w:lang w:val="es-AR"/>
+        </w:rPr>
+        <w:t xml:space="preserve"> de control solamente. </w:t>
+      </w:r>
+      <w:r>
+        <w:rPr>
+          <w:lang w:val="es-AR"/>
+        </w:rPr>
+        <w:t xml:space="preserve"> </w:t>
+      </w:r>
+    </w:p>
+    <w:p>
+      <w:pPr>
+        <w:rPr>
+          <w:lang w:val="es-AR"/>
+        </w:rPr>
+      </w:pPr>
+    </w:p>
+    <w:p>
+      <w:pPr>
+        <w:pStyle w:val="Ttulo1"/>
+        <w:rPr>
+          <w:lang w:val="es-AR"/>
+        </w:rPr>
+      </w:pPr>
+      <w:r>
+        <w:rPr>
+          <w:lang w:val="es-AR"/>
+        </w:rPr>
+        <w:t>PENDIENTES</w:t>
+      </w:r>
+    </w:p>
+    <w:p>
+      <w:pPr>
+        <w:pStyle w:val="Prrafodelista"/>
+        <w:numPr>
+          <w:ilvl w:val="0"/>
+          <w:numId w:val="9"/>
+        </w:numPr>
+        <w:rPr>
+          <w:lang w:val="es-AR"/>
+        </w:rPr>
+      </w:pPr>
+      <w:r>
+        <w:rPr>
+          <w:lang w:val="es-AR"/>
+        </w:rPr>
+        <w:t>Levantamiento de embargo (baja)</w:t>
+      </w:r>
+    </w:p>
+    <w:p>
+      <w:pPr>
+        <w:pStyle w:val="Prrafodelista"/>
+        <w:numPr>
+          <w:ilvl w:val="1"/>
+          <w:numId w:val="9"/>
+        </w:numPr>
+        <w:rPr>
+          <w:lang w:val="es-AR"/>
+        </w:rPr>
+      </w:pPr>
+      <w:r>
+        <w:rPr>
+          <w:lang w:val="es-AR"/>
+        </w:rPr>
+        <w:t>Necesita instrumento legal</w:t>
+      </w:r>
+    </w:p>
+    <w:p>
+      <w:pPr>
+        <w:pStyle w:val="Prrafodelista"/>
+        <w:numPr>
+          <w:ilvl w:val="0"/>
+          <w:numId w:val="9"/>
+        </w:numPr>
+        <w:rPr>
+          <w:lang w:val="es-AR"/>
+        </w:rPr>
+      </w:pPr>
+      <w:r>
+        <w:rPr>
+          <w:lang w:val="es-AR"/>
+        </w:rPr>
+        <w:t>Tener 2 montos. EL original y el actual al momento de la implementación</w:t>
+      </w:r>
+    </w:p>
+    <w:p>
+      <w:pPr>
+        <w:pStyle w:val="Prrafodelista"/>
+        <w:numPr>
+          <w:ilvl w:val="0"/>
+          <w:numId w:val="9"/>
+        </w:numPr>
+        <w:rPr>
+          <w:lang w:val="es-AR"/>
+        </w:rPr>
+      </w:pPr>
+      <w:r>
+        <w:rPr>
+          <w:lang w:val="es-AR"/>
+        </w:rPr>
+        <w:t xml:space="preserve">Ajuste por falta de descuentos – sistema actual </w:t>
+      </w:r>
+    </w:p>
+    <w:p>
+      <w:pPr>
+        <w:pStyle w:val="Prrafodelista"/>
+        <w:numPr>
+          <w:ilvl w:val="0"/>
+          <w:numId w:val="9"/>
+        </w:numPr>
+        <w:rPr>
+          <w:lang w:val="es-AR"/>
+        </w:rPr>
+      </w:pPr>
+      <w:r>
+        <w:rPr>
+          <w:lang w:val="es-AR"/>
+        </w:rPr>
+        <w:t>Caso en el que le dieron de baja a ese número de control, donde queda registrado el detalle o el motivo por el que no se pudo efectuar?</w:t>
+      </w:r>
+    </w:p>
+    <w:p>
+      <w:pPr>
+        <w:pStyle w:val="Prrafodelista"/>
+        <w:numPr>
+          <w:ilvl w:val="0"/>
+          <w:numId w:val="9"/>
+        </w:numPr>
+        <w:rPr>
+          <w:lang w:val="es-AR"/>
+        </w:rPr>
+      </w:pPr>
+      <w:r>
+        <w:rPr>
+          <w:lang w:val="es-AR"/>
+        </w:rPr>
+        <w:t xml:space="preserve">Caso en el que sale liquidado, pero con monto 0 en la liquidación general. </w:t>
+      </w:r>
+    </w:p>
+    <w:p>
+      <w:pPr>
+        <w:rPr>
+          <w:lang w:val="es-AR"/>
+        </w:rPr>
+      </w:pPr>
       <w:bookmarkStart w:id="0" w:name="_GoBack"/>
       <w:bookmarkEnd w:id="0"/>
+    </w:p>
+    <w:p>
+      <w:pPr>
+        <w:rPr>
+          <w:lang w:val="es-AR"/>
+        </w:rPr>
+      </w:pPr>
     </w:p>
     <w:sectPr>
       <w:pgSz w:w="12240" w:h="15840"/>
@@ -1927,6 +2417,119 @@
 <file path=word/numbering.xml><?xml version="1.0" encoding="utf-8"?>
 <w:numbering xmlns:wpc="http://schemas.microsoft.com/office/word/2010/wordprocessingCanvas" xmlns:cx="http://schemas.microsoft.com/office/drawing/2014/chartex" xmlns:cx1="http://schemas.microsoft.com/office/drawing/2015/9/8/chartex" xmlns:mc="http://schemas.openxmlformats.org/markup-compatibility/2006" xmlns:o="urn:schemas-microsoft-com:office:office" xmlns:r="http://schemas.openxmlformats.org/officeDocument/2006/relationships" xmlns:m="http://schemas.openxmlformats.org/officeDocument/2006/math" xmlns:v="urn:schemas-microsoft-com:vml" xmlns:wp14="http://schemas.microsoft.com/office/word/2010/wordprocessingDrawing" xmlns:wp="http://schemas.openxmlformats.org/drawingml/2006/wordprocessingDrawing" xmlns:w10="urn:schemas-microsoft-com:office:word" xmlns:w="http://schemas.openxmlformats.org/wordprocessingml/2006/main" xmlns:w14="http://schemas.microsoft.com/office/word/2010/wordml" xmlns:w15="http://schemas.microsoft.com/office/word/2012/wordml" xmlns:w16se="http://schemas.microsoft.com/office/word/2015/wordml/symex" xmlns:wpg="http://schemas.microsoft.com/office/word/2010/wordprocessingGroup" xmlns:wpi="http://schemas.microsoft.com/office/word/2010/wordprocessingInk" xmlns:wne="http://schemas.microsoft.com/office/word/2006/wordml" xmlns:wps="http://schemas.microsoft.com/office/word/2010/wordprocessingShape" mc:Ignorable="w14 w15 w16se wp14">
   <w:abstractNum w:abstractNumId="0" w15:restartNumberingAfterBreak="0">
+    <w:nsid w:val="1AE73DA6"/>
+    <w:multiLevelType w:val="hybridMultilevel"/>
+    <w:tmpl w:val="AC7E131C"/>
+    <w:lvl w:ilvl="0" w:tplc="04090001">
+      <w:start w:val="1"/>
+      <w:numFmt w:val="bullet"/>
+      <w:lvlText w:val=""/>
+      <w:lvlJc w:val="left"/>
+      <w:pPr>
+        <w:ind w:left="720" w:hanging="360"/>
+      </w:pPr>
+      <w:rPr>
+        <w:rFonts w:ascii="Symbol" w:hAnsi="Symbol" w:hint="default"/>
+      </w:rPr>
+    </w:lvl>
+    <w:lvl w:ilvl="1" w:tplc="04090003">
+      <w:start w:val="1"/>
+      <w:numFmt w:val="bullet"/>
+      <w:lvlText w:val="o"/>
+      <w:lvlJc w:val="left"/>
+      <w:pPr>
+        <w:ind w:left="1440" w:hanging="360"/>
+      </w:pPr>
+      <w:rPr>
+        <w:rFonts w:ascii="Courier New" w:hAnsi="Courier New" w:cs="Courier New" w:hint="default"/>
+      </w:rPr>
+    </w:lvl>
+    <w:lvl w:ilvl="2" w:tplc="04090005" w:tentative="1">
+      <w:start w:val="1"/>
+      <w:numFmt w:val="bullet"/>
+      <w:lvlText w:val=""/>
+      <w:lvlJc w:val="left"/>
+      <w:pPr>
+        <w:ind w:left="2160" w:hanging="360"/>
+      </w:pPr>
+      <w:rPr>
+        <w:rFonts w:ascii="Wingdings" w:hAnsi="Wingdings" w:hint="default"/>
+      </w:rPr>
+    </w:lvl>
+    <w:lvl w:ilvl="3" w:tplc="04090001" w:tentative="1">
+      <w:start w:val="1"/>
+      <w:numFmt w:val="bullet"/>
+      <w:lvlText w:val=""/>
+      <w:lvlJc w:val="left"/>
+      <w:pPr>
+        <w:ind w:left="2880" w:hanging="360"/>
+      </w:pPr>
+      <w:rPr>
+        <w:rFonts w:ascii="Symbol" w:hAnsi="Symbol" w:hint="default"/>
+      </w:rPr>
+    </w:lvl>
+    <w:lvl w:ilvl="4" w:tplc="04090003" w:tentative="1">
+      <w:start w:val="1"/>
+      <w:numFmt w:val="bullet"/>
+      <w:lvlText w:val="o"/>
+      <w:lvlJc w:val="left"/>
+      <w:pPr>
+        <w:ind w:left="3600" w:hanging="360"/>
+      </w:pPr>
+      <w:rPr>
+        <w:rFonts w:ascii="Courier New" w:hAnsi="Courier New" w:cs="Courier New" w:hint="default"/>
+      </w:rPr>
+    </w:lvl>
+    <w:lvl w:ilvl="5" w:tplc="04090005" w:tentative="1">
+      <w:start w:val="1"/>
+      <w:numFmt w:val="bullet"/>
+      <w:lvlText w:val=""/>
+      <w:lvlJc w:val="left"/>
+      <w:pPr>
+        <w:ind w:left="4320" w:hanging="360"/>
+      </w:pPr>
+      <w:rPr>
+        <w:rFonts w:ascii="Wingdings" w:hAnsi="Wingdings" w:hint="default"/>
+      </w:rPr>
+    </w:lvl>
+    <w:lvl w:ilvl="6" w:tplc="04090001" w:tentative="1">
+      <w:start w:val="1"/>
+      <w:numFmt w:val="bullet"/>
+      <w:lvlText w:val=""/>
+      <w:lvlJc w:val="left"/>
+      <w:pPr>
+        <w:ind w:left="5040" w:hanging="360"/>
+      </w:pPr>
+      <w:rPr>
+        <w:rFonts w:ascii="Symbol" w:hAnsi="Symbol" w:hint="default"/>
+      </w:rPr>
+    </w:lvl>
+    <w:lvl w:ilvl="7" w:tplc="04090003" w:tentative="1">
+      <w:start w:val="1"/>
+      <w:numFmt w:val="bullet"/>
+      <w:lvlText w:val="o"/>
+      <w:lvlJc w:val="left"/>
+      <w:pPr>
+        <w:ind w:left="5760" w:hanging="360"/>
+      </w:pPr>
+      <w:rPr>
+        <w:rFonts w:ascii="Courier New" w:hAnsi="Courier New" w:cs="Courier New" w:hint="default"/>
+      </w:rPr>
+    </w:lvl>
+    <w:lvl w:ilvl="8" w:tplc="04090005" w:tentative="1">
+      <w:start w:val="1"/>
+      <w:numFmt w:val="bullet"/>
+      <w:lvlText w:val=""/>
+      <w:lvlJc w:val="left"/>
+      <w:pPr>
+        <w:ind w:left="6480" w:hanging="360"/>
+      </w:pPr>
+      <w:rPr>
+        <w:rFonts w:ascii="Wingdings" w:hAnsi="Wingdings" w:hint="default"/>
+      </w:rPr>
+    </w:lvl>
+  </w:abstractNum>
+  <w:abstractNum w:abstractNumId="1" w15:restartNumberingAfterBreak="0">
     <w:nsid w:val="21B37A1B"/>
     <w:multiLevelType w:val="hybridMultilevel"/>
     <w:tmpl w:val="4D06644A"/>
@@ -2018,7 +2621,7 @@
       </w:pPr>
     </w:lvl>
   </w:abstractNum>
-  <w:abstractNum w:abstractNumId="1" w15:restartNumberingAfterBreak="0">
+  <w:abstractNum w:abstractNumId="2" w15:restartNumberingAfterBreak="0">
     <w:nsid w:val="252A0349"/>
     <w:multiLevelType w:val="hybridMultilevel"/>
     <w:tmpl w:val="70E6BD68"/>
@@ -2131,7 +2734,7 @@
       </w:rPr>
     </w:lvl>
   </w:abstractNum>
-  <w:abstractNum w:abstractNumId="2" w15:restartNumberingAfterBreak="0">
+  <w:abstractNum w:abstractNumId="3" w15:restartNumberingAfterBreak="0">
     <w:nsid w:val="37D65124"/>
     <w:multiLevelType w:val="hybridMultilevel"/>
     <w:tmpl w:val="16C616F6"/>
@@ -2244,7 +2847,7 @@
       </w:rPr>
     </w:lvl>
   </w:abstractNum>
-  <w:abstractNum w:abstractNumId="3" w15:restartNumberingAfterBreak="0">
+  <w:abstractNum w:abstractNumId="4" w15:restartNumberingAfterBreak="0">
     <w:nsid w:val="3BCB17C8"/>
     <w:multiLevelType w:val="hybridMultilevel"/>
     <w:tmpl w:val="2C88D6DE"/>
@@ -2336,7 +2939,120 @@
       </w:pPr>
     </w:lvl>
   </w:abstractNum>
-  <w:abstractNum w:abstractNumId="4" w15:restartNumberingAfterBreak="0">
+  <w:abstractNum w:abstractNumId="5" w15:restartNumberingAfterBreak="0">
+    <w:nsid w:val="5C2A6F7F"/>
+    <w:multiLevelType w:val="hybridMultilevel"/>
+    <w:tmpl w:val="44A4DCD2"/>
+    <w:lvl w:ilvl="0" w:tplc="04090001">
+      <w:start w:val="1"/>
+      <w:numFmt w:val="bullet"/>
+      <w:lvlText w:val=""/>
+      <w:lvlJc w:val="left"/>
+      <w:pPr>
+        <w:ind w:left="720" w:hanging="360"/>
+      </w:pPr>
+      <w:rPr>
+        <w:rFonts w:ascii="Symbol" w:hAnsi="Symbol" w:hint="default"/>
+      </w:rPr>
+    </w:lvl>
+    <w:lvl w:ilvl="1" w:tplc="04090003" w:tentative="1">
+      <w:start w:val="1"/>
+      <w:numFmt w:val="bullet"/>
+      <w:lvlText w:val="o"/>
+      <w:lvlJc w:val="left"/>
+      <w:pPr>
+        <w:ind w:left="1440" w:hanging="360"/>
+      </w:pPr>
+      <w:rPr>
+        <w:rFonts w:ascii="Courier New" w:hAnsi="Courier New" w:cs="Courier New" w:hint="default"/>
+      </w:rPr>
+    </w:lvl>
+    <w:lvl w:ilvl="2" w:tplc="04090005" w:tentative="1">
+      <w:start w:val="1"/>
+      <w:numFmt w:val="bullet"/>
+      <w:lvlText w:val=""/>
+      <w:lvlJc w:val="left"/>
+      <w:pPr>
+        <w:ind w:left="2160" w:hanging="360"/>
+      </w:pPr>
+      <w:rPr>
+        <w:rFonts w:ascii="Wingdings" w:hAnsi="Wingdings" w:hint="default"/>
+      </w:rPr>
+    </w:lvl>
+    <w:lvl w:ilvl="3" w:tplc="04090001" w:tentative="1">
+      <w:start w:val="1"/>
+      <w:numFmt w:val="bullet"/>
+      <w:lvlText w:val=""/>
+      <w:lvlJc w:val="left"/>
+      <w:pPr>
+        <w:ind w:left="2880" w:hanging="360"/>
+      </w:pPr>
+      <w:rPr>
+        <w:rFonts w:ascii="Symbol" w:hAnsi="Symbol" w:hint="default"/>
+      </w:rPr>
+    </w:lvl>
+    <w:lvl w:ilvl="4" w:tplc="04090003" w:tentative="1">
+      <w:start w:val="1"/>
+      <w:numFmt w:val="bullet"/>
+      <w:lvlText w:val="o"/>
+      <w:lvlJc w:val="left"/>
+      <w:pPr>
+        <w:ind w:left="3600" w:hanging="360"/>
+      </w:pPr>
+      <w:rPr>
+        <w:rFonts w:ascii="Courier New" w:hAnsi="Courier New" w:cs="Courier New" w:hint="default"/>
+      </w:rPr>
+    </w:lvl>
+    <w:lvl w:ilvl="5" w:tplc="04090005" w:tentative="1">
+      <w:start w:val="1"/>
+      <w:numFmt w:val="bullet"/>
+      <w:lvlText w:val=""/>
+      <w:lvlJc w:val="left"/>
+      <w:pPr>
+        <w:ind w:left="4320" w:hanging="360"/>
+      </w:pPr>
+      <w:rPr>
+        <w:rFonts w:ascii="Wingdings" w:hAnsi="Wingdings" w:hint="default"/>
+      </w:rPr>
+    </w:lvl>
+    <w:lvl w:ilvl="6" w:tplc="04090001" w:tentative="1">
+      <w:start w:val="1"/>
+      <w:numFmt w:val="bullet"/>
+      <w:lvlText w:val=""/>
+      <w:lvlJc w:val="left"/>
+      <w:pPr>
+        <w:ind w:left="5040" w:hanging="360"/>
+      </w:pPr>
+      <w:rPr>
+        <w:rFonts w:ascii="Symbol" w:hAnsi="Symbol" w:hint="default"/>
+      </w:rPr>
+    </w:lvl>
+    <w:lvl w:ilvl="7" w:tplc="04090003" w:tentative="1">
+      <w:start w:val="1"/>
+      <w:numFmt w:val="bullet"/>
+      <w:lvlText w:val="o"/>
+      <w:lvlJc w:val="left"/>
+      <w:pPr>
+        <w:ind w:left="5760" w:hanging="360"/>
+      </w:pPr>
+      <w:rPr>
+        <w:rFonts w:ascii="Courier New" w:hAnsi="Courier New" w:cs="Courier New" w:hint="default"/>
+      </w:rPr>
+    </w:lvl>
+    <w:lvl w:ilvl="8" w:tplc="04090005" w:tentative="1">
+      <w:start w:val="1"/>
+      <w:numFmt w:val="bullet"/>
+      <w:lvlText w:val=""/>
+      <w:lvlJc w:val="left"/>
+      <w:pPr>
+        <w:ind w:left="6480" w:hanging="360"/>
+      </w:pPr>
+      <w:rPr>
+        <w:rFonts w:ascii="Wingdings" w:hAnsi="Wingdings" w:hint="default"/>
+      </w:rPr>
+    </w:lvl>
+  </w:abstractNum>
+  <w:abstractNum w:abstractNumId="6" w15:restartNumberingAfterBreak="0">
     <w:nsid w:val="5E193049"/>
     <w:multiLevelType w:val="hybridMultilevel"/>
     <w:tmpl w:val="39782BDE"/>
@@ -2428,7 +3144,7 @@
       </w:pPr>
     </w:lvl>
   </w:abstractNum>
-  <w:abstractNum w:abstractNumId="5" w15:restartNumberingAfterBreak="0">
+  <w:abstractNum w:abstractNumId="7" w15:restartNumberingAfterBreak="0">
     <w:nsid w:val="653A3364"/>
     <w:multiLevelType w:val="hybridMultilevel"/>
     <w:tmpl w:val="32AC3B98"/>
@@ -2541,7 +3257,7 @@
       </w:rPr>
     </w:lvl>
   </w:abstractNum>
-  <w:abstractNum w:abstractNumId="6" w15:restartNumberingAfterBreak="0">
+  <w:abstractNum w:abstractNumId="8" w15:restartNumberingAfterBreak="0">
     <w:nsid w:val="68990B9D"/>
     <w:multiLevelType w:val="hybridMultilevel"/>
     <w:tmpl w:val="6602CA9E"/>
@@ -2633,7 +3349,7 @@
       </w:pPr>
     </w:lvl>
   </w:abstractNum>
-  <w:abstractNum w:abstractNumId="7" w15:restartNumberingAfterBreak="0">
+  <w:abstractNum w:abstractNumId="9" w15:restartNumberingAfterBreak="0">
     <w:nsid w:val="6B2B1B45"/>
     <w:multiLevelType w:val="hybridMultilevel"/>
     <w:tmpl w:val="B4BE5DD8"/>
@@ -2747,28 +3463,34 @@
     </w:lvl>
   </w:abstractNum>
   <w:num w:numId="1">
+    <w:abstractNumId w:val="4"/>
+  </w:num>
+  <w:num w:numId="2">
+    <w:abstractNumId w:val="7"/>
+  </w:num>
+  <w:num w:numId="3">
+    <w:abstractNumId w:val="2"/>
+  </w:num>
+  <w:num w:numId="4">
+    <w:abstractNumId w:val="1"/>
+  </w:num>
+  <w:num w:numId="5">
+    <w:abstractNumId w:val="8"/>
+  </w:num>
+  <w:num w:numId="6">
+    <w:abstractNumId w:val="6"/>
+  </w:num>
+  <w:num w:numId="7">
+    <w:abstractNumId w:val="9"/>
+  </w:num>
+  <w:num w:numId="8">
     <w:abstractNumId w:val="3"/>
   </w:num>
-  <w:num w:numId="2">
-    <w:abstractNumId w:val="5"/>
-  </w:num>
-  <w:num w:numId="3">
-    <w:abstractNumId w:val="1"/>
-  </w:num>
-  <w:num w:numId="4">
+  <w:num w:numId="9">
     <w:abstractNumId w:val="0"/>
   </w:num>
-  <w:num w:numId="5">
-    <w:abstractNumId w:val="6"/>
-  </w:num>
-  <w:num w:numId="6">
-    <w:abstractNumId w:val="4"/>
-  </w:num>
-  <w:num w:numId="7">
-    <w:abstractNumId w:val="7"/>
-  </w:num>
-  <w:num w:numId="8">
-    <w:abstractNumId w:val="2"/>
+  <w:num w:numId="10">
+    <w:abstractNumId w:val="5"/>
   </w:num>
 </w:numbering>
 </file>

--- a/Embargos/DISEÑO DE DATOS.docx
+++ b/Embargos/DISEÑO DE DATOS.docx
@@ -728,6 +728,13 @@
         </w:rPr>
         <w:t>Código de expediente</w:t>
       </w:r>
+      <w:r>
+        <w:rPr>
+          <w:highlight w:val="yellow"/>
+          <w:lang w:val="es-AR"/>
+        </w:rPr>
+        <w:t xml:space="preserve"> (es el codigo GEDO o es el codigo del expediente papel con que mandan el oficio)</w:t>
+      </w:r>
     </w:p>
     <w:p>
       <w:pPr>
@@ -757,30 +764,42 @@
           <w:numId w:val="4"/>
         </w:numPr>
         <w:rPr>
-          <w:highlight w:val="yellow"/>
-          <w:lang w:val="es-AR"/>
-        </w:rPr>
-      </w:pPr>
-      <w:r>
-        <w:rPr>
-          <w:highlight w:val="yellow"/>
+          <w:strike/>
+          <w:highlight w:val="lightGray"/>
+          <w:lang w:val="es-AR"/>
+        </w:rPr>
+      </w:pPr>
+      <w:r>
+        <w:rPr>
+          <w:strike/>
+          <w:highlight w:val="lightGray"/>
           <w:lang w:val="es-AR"/>
         </w:rPr>
         <w:t>Id de oficio</w:t>
       </w:r>
       <w:r>
         <w:rPr>
-          <w:highlight w:val="yellow"/>
+          <w:strike/>
+          <w:highlight w:val="lightGray"/>
           <w:lang w:val="es-AR"/>
         </w:rPr>
         <w:t xml:space="preserve"> encabe</w:t>
       </w:r>
       <w:r>
         <w:rPr>
-          <w:highlight w:val="yellow"/>
+          <w:strike/>
+          <w:highlight w:val="lightGray"/>
           <w:lang w:val="es-AR"/>
         </w:rPr>
         <w:t>zado</w:t>
+      </w:r>
+      <w:r>
+        <w:rPr>
+          <w:strike/>
+          <w:highlight w:val="lightGray"/>
+          <w:lang w:val="es-AR"/>
+        </w:rPr>
+        <w:t xml:space="preserve"> (eliminado por redundancia)</w:t>
       </w:r>
     </w:p>
     <w:p>
@@ -996,8 +1015,36 @@
           <w:highlight w:val="yellow"/>
           <w:lang w:val="es-AR"/>
         </w:rPr>
+        <w:lastRenderedPageBreak/>
+        <w:t xml:space="preserve">Expediente judicial (codigo de expediente que figura en el texto del oficio, al lado del AUTO) </w:t>
+      </w:r>
+    </w:p>
+    <w:p>
+      <w:pPr>
+        <w:pStyle w:val="Prrafodelista"/>
+        <w:numPr>
+          <w:ilvl w:val="1"/>
+          <w:numId w:val="5"/>
+        </w:numPr>
+        <w:rPr>
+          <w:highlight w:val="yellow"/>
+          <w:lang w:val="es-AR"/>
+        </w:rPr>
+      </w:pPr>
+      <w:r>
+        <w:rPr>
+          <w:highlight w:val="yellow"/>
+          <w:lang w:val="es-AR"/>
+        </w:rPr>
         <w:t>Cuenta judicial (codigo)</w:t>
       </w:r>
+      <w:r>
+        <w:rPr>
+          <w:highlight w:val="yellow"/>
+          <w:lang w:val="es-AR"/>
+        </w:rPr>
+        <w:t xml:space="preserve"> </w:t>
+      </w:r>
     </w:p>
     <w:p>
       <w:pPr>
@@ -1016,7 +1063,6 @@
           <w:highlight w:val="yellow"/>
           <w:lang w:val="es-AR"/>
         </w:rPr>
-        <w:lastRenderedPageBreak/>
         <w:t xml:space="preserve">CBU </w:t>
       </w:r>
     </w:p>
@@ -1953,6 +1999,7 @@
           <w:u w:val="single"/>
           <w:lang w:val="es-AR"/>
         </w:rPr>
+        <w:lastRenderedPageBreak/>
         <w:t>Observaciones</w:t>
       </w:r>
       <w:r>
@@ -1960,15 +2007,7 @@
           <w:highlight w:val="yellow"/>
           <w:lang w:val="es-AR"/>
         </w:rPr>
-        <w:t xml:space="preserve">: Se importará todos los meses el archivo de carga de familia. Se verificará si existe la cabecera, y en caso de existir, se agregará o eliminará </w:t>
-      </w:r>
-      <w:r>
-        <w:rPr>
-          <w:highlight w:val="yellow"/>
-          <w:lang w:val="es-AR"/>
-        </w:rPr>
-        <w:lastRenderedPageBreak/>
-        <w:t xml:space="preserve">lógicamente el registro en la tabla de detalle colocando fecha desde y hasta de la novedad. </w:t>
+        <w:t xml:space="preserve">: Se importará todos los meses el archivo de carga de familia. Se verificará si existe la cabecera, y en caso de existir, se agregará o eliminará lógicamente el registro en la tabla de detalle colocando fecha desde y hasta de la novedad. </w:t>
       </w:r>
     </w:p>
     <w:p>
@@ -2144,7 +2183,21 @@
         <w:rPr>
           <w:lang w:val="es-AR"/>
         </w:rPr>
-        <w:t xml:space="preserve">Ver que datos deberíamos guardar en el oficio encabezado, si guardar cuil o </w:t>
+        <w:t xml:space="preserve">Ver que datos deberíamos guardar en el oficio encabezado, si guardar </w:t>
+      </w:r>
+      <w:proofErr w:type="spellStart"/>
+      <w:r>
+        <w:rPr>
+          <w:lang w:val="es-AR"/>
+        </w:rPr>
+        <w:t>cuil</w:t>
+      </w:r>
+      <w:proofErr w:type="spellEnd"/>
+      <w:r>
+        <w:rPr>
+          <w:lang w:val="es-AR"/>
+        </w:rPr>
+        <w:t xml:space="preserve"> o </w:t>
       </w:r>
       <w:proofErr w:type="spellStart"/>
       <w:r>
@@ -2261,13 +2314,6 @@
     </w:p>
     <w:p>
       <w:pPr>
-        <w:rPr>
-          <w:lang w:val="es-AR"/>
-        </w:rPr>
-      </w:pPr>
-    </w:p>
-    <w:p>
-      <w:pPr>
         <w:pStyle w:val="Ttulo1"/>
         <w:rPr>
           <w:lang w:val="es-AR"/>
@@ -2390,19 +2436,161 @@
     </w:p>
     <w:p>
       <w:pPr>
-        <w:rPr>
-          <w:lang w:val="es-AR"/>
-        </w:rPr>
-      </w:pPr>
+        <w:pStyle w:val="Prrafodelista"/>
+        <w:numPr>
+          <w:ilvl w:val="0"/>
+          <w:numId w:val="9"/>
+        </w:numPr>
+        <w:rPr>
+          <w:lang w:val="es-AR"/>
+        </w:rPr>
+      </w:pPr>
+      <w:r>
+        <w:rPr>
+          <w:lang w:val="es-AR"/>
+        </w:rPr>
+        <w:t xml:space="preserve">TABLA EMBARGOS: </w:t>
+      </w:r>
+    </w:p>
+    <w:p>
+      <w:pPr>
+        <w:pStyle w:val="Prrafodelista"/>
+        <w:numPr>
+          <w:ilvl w:val="1"/>
+          <w:numId w:val="9"/>
+        </w:numPr>
+        <w:rPr>
+          <w:lang w:val="es-AR"/>
+        </w:rPr>
+      </w:pPr>
+      <w:r>
+        <w:rPr>
+          <w:lang w:val="es-AR"/>
+        </w:rPr>
+        <w:t xml:space="preserve">Los registros se generan por backend al momento de realizar la liquidación de los embargos. No tiene una opcion de carga por </w:t>
+      </w:r>
+      <w:proofErr w:type="spellStart"/>
+      <w:r>
+        <w:rPr>
+          <w:lang w:val="es-AR"/>
+        </w:rPr>
+        <w:t>front-end</w:t>
+      </w:r>
+      <w:proofErr w:type="spellEnd"/>
+      <w:r>
+        <w:rPr>
+          <w:lang w:val="es-AR"/>
+        </w:rPr>
+        <w:t xml:space="preserve">. </w:t>
+      </w:r>
+    </w:p>
+    <w:p>
+      <w:pPr>
+        <w:pStyle w:val="Prrafodelista"/>
+        <w:numPr>
+          <w:ilvl w:val="1"/>
+          <w:numId w:val="9"/>
+        </w:numPr>
+        <w:rPr>
+          <w:lang w:val="es-AR"/>
+        </w:rPr>
+      </w:pPr>
+      <w:r>
+        <w:rPr>
+          <w:lang w:val="es-AR"/>
+        </w:rPr>
+        <w:t xml:space="preserve">Ver si el </w:t>
+      </w:r>
+      <w:proofErr w:type="spellStart"/>
+      <w:r>
+        <w:rPr>
+          <w:lang w:val="es-AR"/>
+        </w:rPr>
+        <w:t>liquidación_id</w:t>
+      </w:r>
+      <w:proofErr w:type="spellEnd"/>
+      <w:r>
+        <w:rPr>
+          <w:lang w:val="es-AR"/>
+        </w:rPr>
+        <w:t xml:space="preserve"> va en la tabla embargos y en otras.</w:t>
+      </w:r>
       <w:bookmarkStart w:id="0" w:name="_GoBack"/>
       <w:bookmarkEnd w:id="0"/>
     </w:p>
     <w:p>
       <w:pPr>
-        <w:rPr>
-          <w:lang w:val="es-AR"/>
-        </w:rPr>
-      </w:pPr>
+        <w:pStyle w:val="Ttulo1"/>
+        <w:rPr>
+          <w:lang w:val="es-AR"/>
+        </w:rPr>
+      </w:pPr>
+      <w:r>
+        <w:rPr>
+          <w:lang w:val="es-AR"/>
+        </w:rPr>
+        <w:t>PROBLEMAS FRECUENTES</w:t>
+      </w:r>
+    </w:p>
+    <w:p>
+      <w:pPr>
+        <w:pStyle w:val="Prrafodelista"/>
+        <w:numPr>
+          <w:ilvl w:val="0"/>
+          <w:numId w:val="11"/>
+        </w:numPr>
+        <w:rPr>
+          <w:lang w:val="es-AR"/>
+        </w:rPr>
+      </w:pPr>
+      <w:r>
+        <w:rPr>
+          <w:lang w:val="es-AR"/>
+        </w:rPr>
+        <w:t xml:space="preserve">Para campos date de </w:t>
+      </w:r>
+      <w:proofErr w:type="spellStart"/>
+      <w:r>
+        <w:rPr>
+          <w:lang w:val="es-AR"/>
+        </w:rPr>
+        <w:t>sql</w:t>
+      </w:r>
+      <w:proofErr w:type="spellEnd"/>
+      <w:r>
+        <w:rPr>
+          <w:lang w:val="es-AR"/>
+        </w:rPr>
+        <w:t xml:space="preserve"> server se debe realizar el get en el controlador enviando la query en crudo en lugar de utilizar los </w:t>
+      </w:r>
+      <w:proofErr w:type="spellStart"/>
+      <w:r>
+        <w:rPr>
+          <w:lang w:val="es-AR"/>
+        </w:rPr>
+        <w:t>find</w:t>
+      </w:r>
+      <w:proofErr w:type="spellEnd"/>
+      <w:r>
+        <w:rPr>
+          <w:lang w:val="es-AR"/>
+        </w:rPr>
+        <w:t xml:space="preserve"> de </w:t>
+      </w:r>
+      <w:proofErr w:type="spellStart"/>
+      <w:r>
+        <w:rPr>
+          <w:lang w:val="es-AR"/>
+        </w:rPr>
+        <w:t>sequalize</w:t>
+      </w:r>
+      <w:proofErr w:type="spellEnd"/>
+      <w:r>
+        <w:rPr>
+          <w:lang w:val="es-AR"/>
+        </w:rPr>
+        <w:t xml:space="preserve"> porque generan problemas con la zona horaria y retorna fechas anteriores a la almacenada. </w:t>
+      </w:r>
     </w:p>
     <w:sectPr>
       <w:pgSz w:w="12240" w:h="15840"/>
@@ -2735,6 +2923,119 @@
     </w:lvl>
   </w:abstractNum>
   <w:abstractNum w:abstractNumId="3" w15:restartNumberingAfterBreak="0">
+    <w:nsid w:val="33130CCB"/>
+    <w:multiLevelType w:val="hybridMultilevel"/>
+    <w:tmpl w:val="19427AA6"/>
+    <w:lvl w:ilvl="0" w:tplc="04090001">
+      <w:start w:val="1"/>
+      <w:numFmt w:val="bullet"/>
+      <w:lvlText w:val=""/>
+      <w:lvlJc w:val="left"/>
+      <w:pPr>
+        <w:ind w:left="720" w:hanging="360"/>
+      </w:pPr>
+      <w:rPr>
+        <w:rFonts w:ascii="Symbol" w:hAnsi="Symbol" w:hint="default"/>
+      </w:rPr>
+    </w:lvl>
+    <w:lvl w:ilvl="1" w:tplc="04090003" w:tentative="1">
+      <w:start w:val="1"/>
+      <w:numFmt w:val="bullet"/>
+      <w:lvlText w:val="o"/>
+      <w:lvlJc w:val="left"/>
+      <w:pPr>
+        <w:ind w:left="1440" w:hanging="360"/>
+      </w:pPr>
+      <w:rPr>
+        <w:rFonts w:ascii="Courier New" w:hAnsi="Courier New" w:cs="Courier New" w:hint="default"/>
+      </w:rPr>
+    </w:lvl>
+    <w:lvl w:ilvl="2" w:tplc="04090005" w:tentative="1">
+      <w:start w:val="1"/>
+      <w:numFmt w:val="bullet"/>
+      <w:lvlText w:val=""/>
+      <w:lvlJc w:val="left"/>
+      <w:pPr>
+        <w:ind w:left="2160" w:hanging="360"/>
+      </w:pPr>
+      <w:rPr>
+        <w:rFonts w:ascii="Wingdings" w:hAnsi="Wingdings" w:hint="default"/>
+      </w:rPr>
+    </w:lvl>
+    <w:lvl w:ilvl="3" w:tplc="04090001" w:tentative="1">
+      <w:start w:val="1"/>
+      <w:numFmt w:val="bullet"/>
+      <w:lvlText w:val=""/>
+      <w:lvlJc w:val="left"/>
+      <w:pPr>
+        <w:ind w:left="2880" w:hanging="360"/>
+      </w:pPr>
+      <w:rPr>
+        <w:rFonts w:ascii="Symbol" w:hAnsi="Symbol" w:hint="default"/>
+      </w:rPr>
+    </w:lvl>
+    <w:lvl w:ilvl="4" w:tplc="04090003" w:tentative="1">
+      <w:start w:val="1"/>
+      <w:numFmt w:val="bullet"/>
+      <w:lvlText w:val="o"/>
+      <w:lvlJc w:val="left"/>
+      <w:pPr>
+        <w:ind w:left="3600" w:hanging="360"/>
+      </w:pPr>
+      <w:rPr>
+        <w:rFonts w:ascii="Courier New" w:hAnsi="Courier New" w:cs="Courier New" w:hint="default"/>
+      </w:rPr>
+    </w:lvl>
+    <w:lvl w:ilvl="5" w:tplc="04090005" w:tentative="1">
+      <w:start w:val="1"/>
+      <w:numFmt w:val="bullet"/>
+      <w:lvlText w:val=""/>
+      <w:lvlJc w:val="left"/>
+      <w:pPr>
+        <w:ind w:left="4320" w:hanging="360"/>
+      </w:pPr>
+      <w:rPr>
+        <w:rFonts w:ascii="Wingdings" w:hAnsi="Wingdings" w:hint="default"/>
+      </w:rPr>
+    </w:lvl>
+    <w:lvl w:ilvl="6" w:tplc="04090001" w:tentative="1">
+      <w:start w:val="1"/>
+      <w:numFmt w:val="bullet"/>
+      <w:lvlText w:val=""/>
+      <w:lvlJc w:val="left"/>
+      <w:pPr>
+        <w:ind w:left="5040" w:hanging="360"/>
+      </w:pPr>
+      <w:rPr>
+        <w:rFonts w:ascii="Symbol" w:hAnsi="Symbol" w:hint="default"/>
+      </w:rPr>
+    </w:lvl>
+    <w:lvl w:ilvl="7" w:tplc="04090003" w:tentative="1">
+      <w:start w:val="1"/>
+      <w:numFmt w:val="bullet"/>
+      <w:lvlText w:val="o"/>
+      <w:lvlJc w:val="left"/>
+      <w:pPr>
+        <w:ind w:left="5760" w:hanging="360"/>
+      </w:pPr>
+      <w:rPr>
+        <w:rFonts w:ascii="Courier New" w:hAnsi="Courier New" w:cs="Courier New" w:hint="default"/>
+      </w:rPr>
+    </w:lvl>
+    <w:lvl w:ilvl="8" w:tplc="04090005" w:tentative="1">
+      <w:start w:val="1"/>
+      <w:numFmt w:val="bullet"/>
+      <w:lvlText w:val=""/>
+      <w:lvlJc w:val="left"/>
+      <w:pPr>
+        <w:ind w:left="6480" w:hanging="360"/>
+      </w:pPr>
+      <w:rPr>
+        <w:rFonts w:ascii="Wingdings" w:hAnsi="Wingdings" w:hint="default"/>
+      </w:rPr>
+    </w:lvl>
+  </w:abstractNum>
+  <w:abstractNum w:abstractNumId="4" w15:restartNumberingAfterBreak="0">
     <w:nsid w:val="37D65124"/>
     <w:multiLevelType w:val="hybridMultilevel"/>
     <w:tmpl w:val="16C616F6"/>
@@ -2847,7 +3148,7 @@
       </w:rPr>
     </w:lvl>
   </w:abstractNum>
-  <w:abstractNum w:abstractNumId="4" w15:restartNumberingAfterBreak="0">
+  <w:abstractNum w:abstractNumId="5" w15:restartNumberingAfterBreak="0">
     <w:nsid w:val="3BCB17C8"/>
     <w:multiLevelType w:val="hybridMultilevel"/>
     <w:tmpl w:val="2C88D6DE"/>
@@ -2939,7 +3240,7 @@
       </w:pPr>
     </w:lvl>
   </w:abstractNum>
-  <w:abstractNum w:abstractNumId="5" w15:restartNumberingAfterBreak="0">
+  <w:abstractNum w:abstractNumId="6" w15:restartNumberingAfterBreak="0">
     <w:nsid w:val="5C2A6F7F"/>
     <w:multiLevelType w:val="hybridMultilevel"/>
     <w:tmpl w:val="44A4DCD2"/>
@@ -3052,7 +3353,7 @@
       </w:rPr>
     </w:lvl>
   </w:abstractNum>
-  <w:abstractNum w:abstractNumId="6" w15:restartNumberingAfterBreak="0">
+  <w:abstractNum w:abstractNumId="7" w15:restartNumberingAfterBreak="0">
     <w:nsid w:val="5E193049"/>
     <w:multiLevelType w:val="hybridMultilevel"/>
     <w:tmpl w:val="39782BDE"/>
@@ -3144,7 +3445,7 @@
       </w:pPr>
     </w:lvl>
   </w:abstractNum>
-  <w:abstractNum w:abstractNumId="7" w15:restartNumberingAfterBreak="0">
+  <w:abstractNum w:abstractNumId="8" w15:restartNumberingAfterBreak="0">
     <w:nsid w:val="653A3364"/>
     <w:multiLevelType w:val="hybridMultilevel"/>
     <w:tmpl w:val="32AC3B98"/>
@@ -3257,7 +3558,7 @@
       </w:rPr>
     </w:lvl>
   </w:abstractNum>
-  <w:abstractNum w:abstractNumId="8" w15:restartNumberingAfterBreak="0">
+  <w:abstractNum w:abstractNumId="9" w15:restartNumberingAfterBreak="0">
     <w:nsid w:val="68990B9D"/>
     <w:multiLevelType w:val="hybridMultilevel"/>
     <w:tmpl w:val="6602CA9E"/>
@@ -3349,7 +3650,7 @@
       </w:pPr>
     </w:lvl>
   </w:abstractNum>
-  <w:abstractNum w:abstractNumId="9" w15:restartNumberingAfterBreak="0">
+  <w:abstractNum w:abstractNumId="10" w15:restartNumberingAfterBreak="0">
     <w:nsid w:val="6B2B1B45"/>
     <w:multiLevelType w:val="hybridMultilevel"/>
     <w:tmpl w:val="B4BE5DD8"/>
@@ -3463,10 +3764,10 @@
     </w:lvl>
   </w:abstractNum>
   <w:num w:numId="1">
-    <w:abstractNumId w:val="4"/>
+    <w:abstractNumId w:val="5"/>
   </w:num>
   <w:num w:numId="2">
-    <w:abstractNumId w:val="7"/>
+    <w:abstractNumId w:val="8"/>
   </w:num>
   <w:num w:numId="3">
     <w:abstractNumId w:val="2"/>
@@ -3475,22 +3776,25 @@
     <w:abstractNumId w:val="1"/>
   </w:num>
   <w:num w:numId="5">
-    <w:abstractNumId w:val="8"/>
+    <w:abstractNumId w:val="9"/>
   </w:num>
   <w:num w:numId="6">
-    <w:abstractNumId w:val="6"/>
+    <w:abstractNumId w:val="7"/>
   </w:num>
   <w:num w:numId="7">
-    <w:abstractNumId w:val="9"/>
+    <w:abstractNumId w:val="10"/>
   </w:num>
   <w:num w:numId="8">
-    <w:abstractNumId w:val="3"/>
+    <w:abstractNumId w:val="4"/>
   </w:num>
   <w:num w:numId="9">
     <w:abstractNumId w:val="0"/>
   </w:num>
   <w:num w:numId="10">
-    <w:abstractNumId w:val="5"/>
+    <w:abstractNumId w:val="6"/>
+  </w:num>
+  <w:num w:numId="11">
+    <w:abstractNumId w:val="3"/>
   </w:num>
 </w:numbering>
 </file>

--- a/Embargos/DISEÑO DE DATOS.docx
+++ b/Embargos/DISEÑO DE DATOS.docx
@@ -1,6 +1,6 @@
 
 <file path=word/document.xml><?xml version="1.0" encoding="utf-8"?>
-<w:document xmlns:wpc="http://schemas.microsoft.com/office/word/2010/wordprocessingCanvas" xmlns:cx="http://schemas.microsoft.com/office/drawing/2014/chartex" xmlns:cx1="http://schemas.microsoft.com/office/drawing/2015/9/8/chartex" xmlns:mc="http://schemas.openxmlformats.org/markup-compatibility/2006" xmlns:o="urn:schemas-microsoft-com:office:office" xmlns:r="http://schemas.openxmlformats.org/officeDocument/2006/relationships" xmlns:m="http://schemas.openxmlformats.org/officeDocument/2006/math" xmlns:v="urn:schemas-microsoft-com:vml" xmlns:wp14="http://schemas.microsoft.com/office/word/2010/wordprocessingDrawing" xmlns:wp="http://schemas.openxmlformats.org/drawingml/2006/wordprocessingDrawing" xmlns:w10="urn:schemas-microsoft-com:office:word" xmlns:w="http://schemas.openxmlformats.org/wordprocessingml/2006/main" xmlns:w14="http://schemas.microsoft.com/office/word/2010/wordml" xmlns:w15="http://schemas.microsoft.com/office/word/2012/wordml" xmlns:w16se="http://schemas.microsoft.com/office/word/2015/wordml/symex" xmlns:wpg="http://schemas.microsoft.com/office/word/2010/wordprocessingGroup" xmlns:wpi="http://schemas.microsoft.com/office/word/2010/wordprocessingInk" xmlns:wne="http://schemas.microsoft.com/office/word/2006/wordml" xmlns:wps="http://schemas.microsoft.com/office/word/2010/wordprocessingShape" mc:Ignorable="w14 w15 w16se wp14">
+<w:document xmlns:wpc="http://schemas.microsoft.com/office/word/2010/wordprocessingCanvas" xmlns:cx="http://schemas.microsoft.com/office/drawing/2014/chartex" xmlns:mc="http://schemas.openxmlformats.org/markup-compatibility/2006" xmlns:o="urn:schemas-microsoft-com:office:office" xmlns:r="http://schemas.openxmlformats.org/officeDocument/2006/relationships" xmlns:m="http://schemas.openxmlformats.org/officeDocument/2006/math" xmlns:v="urn:schemas-microsoft-com:vml" xmlns:wp14="http://schemas.microsoft.com/office/word/2010/wordprocessingDrawing" xmlns:wp="http://schemas.openxmlformats.org/drawingml/2006/wordprocessingDrawing" xmlns:w10="urn:schemas-microsoft-com:office:word" xmlns:w="http://schemas.openxmlformats.org/wordprocessingml/2006/main" xmlns:w14="http://schemas.microsoft.com/office/word/2010/wordml" xmlns:w15="http://schemas.microsoft.com/office/word/2012/wordml" xmlns:w16se="http://schemas.microsoft.com/office/word/2015/wordml/symex" xmlns:wpg="http://schemas.microsoft.com/office/word/2010/wordprocessingGroup" xmlns:wpi="http://schemas.microsoft.com/office/word/2010/wordprocessingInk" xmlns:wne="http://schemas.microsoft.com/office/word/2006/wordml" xmlns:wps="http://schemas.microsoft.com/office/word/2010/wordprocessingShape" mc:Ignorable="w14 w15 w16se wp14">
   <w:body>
     <w:p>
       <w:pPr>
@@ -103,16 +103,14 @@
           <w:numId w:val="1"/>
         </w:numPr>
         <w:rPr>
-          <w:highlight w:val="yellow"/>
-          <w:lang w:val="es-AR"/>
-        </w:rPr>
-      </w:pPr>
-      <w:r>
-        <w:rPr>
-          <w:highlight w:val="yellow"/>
-          <w:lang w:val="es-AR"/>
-        </w:rPr>
-        <w:t>Autos – Nomenclador</w:t>
+          <w:lang w:val="es-AR"/>
+        </w:rPr>
+      </w:pPr>
+      <w:r>
+        <w:rPr>
+          <w:lang w:val="es-AR"/>
+        </w:rPr>
+        <w:t>Banco</w:t>
       </w:r>
     </w:p>
     <w:p>
@@ -123,16 +121,34 @@
           <w:numId w:val="1"/>
         </w:numPr>
         <w:rPr>
-          <w:highlight w:val="yellow"/>
-          <w:lang w:val="es-AR"/>
-        </w:rPr>
-      </w:pPr>
-      <w:r>
-        <w:rPr>
-          <w:highlight w:val="yellow"/>
-          <w:lang w:val="es-AR"/>
-        </w:rPr>
-        <w:t>Id de tabla</w:t>
+          <w:lang w:val="es-AR"/>
+        </w:rPr>
+      </w:pPr>
+      <w:r>
+        <w:rPr>
+          <w:lang w:val="es-AR"/>
+        </w:rPr>
+        <w:t>Descripción (incluir sucursal)</w:t>
+      </w:r>
+    </w:p>
+    <w:p>
+      <w:pPr>
+        <w:pStyle w:val="Prrafodelista"/>
+        <w:numPr>
+          <w:ilvl w:val="0"/>
+          <w:numId w:val="1"/>
+        </w:numPr>
+        <w:rPr>
+          <w:highlight w:val="yellow"/>
+          <w:lang w:val="es-AR"/>
+        </w:rPr>
+      </w:pPr>
+      <w:r>
+        <w:rPr>
+          <w:highlight w:val="yellow"/>
+          <w:lang w:val="es-AR"/>
+        </w:rPr>
+        <w:t>Autos – Nomenclador</w:t>
       </w:r>
     </w:p>
     <w:p>
@@ -152,14 +168,7 @@
           <w:highlight w:val="yellow"/>
           <w:lang w:val="es-AR"/>
         </w:rPr>
-        <w:t xml:space="preserve">Nombre o </w:t>
-      </w:r>
-      <w:r>
-        <w:rPr>
-          <w:highlight w:val="yellow"/>
-          <w:lang w:val="es-AR"/>
-        </w:rPr>
-        <w:t>Descripción</w:t>
+        <w:t>Id de tabla</w:t>
       </w:r>
     </w:p>
     <w:p>
@@ -170,32 +179,23 @@
           <w:numId w:val="1"/>
         </w:numPr>
         <w:rPr>
-          <w:i/>
-          <w:highlight w:val="yellow"/>
-          <w:lang w:val="es-AR"/>
-        </w:rPr>
-      </w:pPr>
-      <w:r>
-        <w:rPr>
-          <w:highlight w:val="yellow"/>
-          <w:lang w:val="es-AR"/>
-        </w:rPr>
-        <w:t>Cuenta</w:t>
-      </w:r>
-      <w:r>
-        <w:rPr>
-          <w:highlight w:val="yellow"/>
-          <w:lang w:val="es-AR"/>
-        </w:rPr>
-        <w:t xml:space="preserve"> </w:t>
-      </w:r>
-      <w:r>
-        <w:rPr>
-          <w:b/>
-          <w:highlight w:val="yellow"/>
-          <w:lang w:val="es-AR"/>
-        </w:rPr>
-        <w:t>- consultar</w:t>
+          <w:highlight w:val="yellow"/>
+          <w:lang w:val="es-AR"/>
+        </w:rPr>
+      </w:pPr>
+      <w:r>
+        <w:rPr>
+          <w:highlight w:val="yellow"/>
+          <w:lang w:val="es-AR"/>
+        </w:rPr>
+        <w:t xml:space="preserve">Nombre o </w:t>
+      </w:r>
+      <w:r>
+        <w:rPr>
+          <w:highlight w:val="yellow"/>
+          <w:lang w:val="es-AR"/>
+        </w:rPr>
+        <w:t>Descripción</w:t>
       </w:r>
     </w:p>
     <w:p>
@@ -206,16 +206,32 @@
           <w:numId w:val="1"/>
         </w:numPr>
         <w:rPr>
-          <w:highlight w:val="yellow"/>
-          <w:lang w:val="es-AR"/>
-        </w:rPr>
-      </w:pPr>
-      <w:r>
-        <w:rPr>
-          <w:highlight w:val="yellow"/>
-          <w:lang w:val="es-AR"/>
-        </w:rPr>
-        <w:t>DNI o Cuil del demandante</w:t>
+          <w:i/>
+          <w:highlight w:val="yellow"/>
+          <w:lang w:val="es-AR"/>
+        </w:rPr>
+      </w:pPr>
+      <w:r>
+        <w:rPr>
+          <w:highlight w:val="yellow"/>
+          <w:lang w:val="es-AR"/>
+        </w:rPr>
+        <w:t>Cuenta</w:t>
+      </w:r>
+      <w:r>
+        <w:rPr>
+          <w:highlight w:val="yellow"/>
+          <w:lang w:val="es-AR"/>
+        </w:rPr>
+        <w:t xml:space="preserve"> </w:t>
+      </w:r>
+      <w:r>
+        <w:rPr>
+          <w:b/>
+          <w:highlight w:val="yellow"/>
+          <w:lang w:val="es-AR"/>
+        </w:rPr>
+        <w:t>- consultar</w:t>
       </w:r>
     </w:p>
     <w:p>
@@ -226,6 +242,26 @@
           <w:numId w:val="1"/>
         </w:numPr>
         <w:rPr>
+          <w:highlight w:val="yellow"/>
+          <w:lang w:val="es-AR"/>
+        </w:rPr>
+      </w:pPr>
+      <w:r>
+        <w:rPr>
+          <w:highlight w:val="yellow"/>
+          <w:lang w:val="es-AR"/>
+        </w:rPr>
+        <w:t>DNI o Cuil del demandante</w:t>
+      </w:r>
+    </w:p>
+    <w:p>
+      <w:pPr>
+        <w:pStyle w:val="Prrafodelista"/>
+        <w:numPr>
+          <w:ilvl w:val="1"/>
+          <w:numId w:val="1"/>
+        </w:numPr>
+        <w:rPr>
           <w:lang w:val="es-AR"/>
         </w:rPr>
       </w:pPr>
@@ -329,6 +365,34 @@
         </w:rPr>
         <w:t xml:space="preserve">Embargos </w:t>
       </w:r>
+      <w:r>
+        <w:rPr>
+          <w:highlight w:val="yellow"/>
+          <w:lang w:val="es-AR"/>
+        </w:rPr>
+        <w:t>-</w:t>
+      </w:r>
+      <w:r>
+        <w:rPr>
+          <w:highlight w:val="yellow"/>
+          <w:lang w:val="es-AR"/>
+        </w:rPr>
+        <w:t xml:space="preserve"> se generan por sistema a partir de los oficios que no posean registros asociados en la tabla embargos (es decir, oficios no procesados </w:t>
+      </w:r>
+      <w:r>
+        <w:rPr>
+          <w:highlight w:val="yellow"/>
+          <w:lang w:val="es-AR"/>
+        </w:rPr>
+        <w:t>todavía</w:t>
+      </w:r>
+      <w:r>
+        <w:rPr>
+          <w:highlight w:val="yellow"/>
+          <w:lang w:val="es-AR"/>
+        </w:rPr>
+        <w:t>)</w:t>
+      </w:r>
     </w:p>
     <w:p>
       <w:pPr>
@@ -416,6 +480,13 @@
         </w:rPr>
         <w:t>Id de embargo tipo</w:t>
       </w:r>
+      <w:r>
+        <w:rPr>
+          <w:highlight w:val="yellow"/>
+          <w:lang w:val="es-AR"/>
+        </w:rPr>
+        <w:t xml:space="preserve"> </w:t>
+      </w:r>
     </w:p>
     <w:p>
       <w:pPr>
@@ -456,6 +527,27 @@
         </w:rPr>
         <w:t>Embargo tipo</w:t>
       </w:r>
+      <w:r>
+        <w:rPr>
+          <w:highlight w:val="yellow"/>
+          <w:lang w:val="es-AR"/>
+        </w:rPr>
+        <w:t xml:space="preserve"> – se </w:t>
+      </w:r>
+      <w:r>
+        <w:rPr>
+          <w:highlight w:val="yellow"/>
+          <w:lang w:val="es-AR"/>
+        </w:rPr>
+        <w:t>precargarán</w:t>
+      </w:r>
+      <w:r>
+        <w:rPr>
+          <w:highlight w:val="yellow"/>
+          <w:lang w:val="es-AR"/>
+        </w:rPr>
+        <w:t xml:space="preserve"> los únicos 2 posibles</w:t>
+      </w:r>
     </w:p>
     <w:p>
       <w:pPr>
@@ -534,7 +626,14 @@
           <w:highlight w:val="yellow"/>
           <w:lang w:val="es-AR"/>
         </w:rPr>
-        <w:t>Embargos efectuados</w:t>
+        <w:t xml:space="preserve">Embargos </w:t>
+      </w:r>
+      <w:r>
+        <w:rPr>
+          <w:highlight w:val="yellow"/>
+          <w:lang w:val="es-AR"/>
+        </w:rPr>
+        <w:t>procesados</w:t>
       </w:r>
     </w:p>
     <w:p>
@@ -554,7 +653,7 @@
           <w:highlight w:val="yellow"/>
           <w:lang w:val="es-AR"/>
         </w:rPr>
-        <w:t>Id de embargo</w:t>
+        <w:t xml:space="preserve">Id </w:t>
       </w:r>
     </w:p>
     <w:p>
@@ -569,12 +668,19 @@
           <w:lang w:val="es-AR"/>
         </w:rPr>
       </w:pPr>
-      <w:r>
-        <w:rPr>
-          <w:highlight w:val="yellow"/>
-          <w:lang w:val="es-AR"/>
-        </w:rPr>
-        <w:t>Monto</w:t>
+      <w:proofErr w:type="spellStart"/>
+      <w:r>
+        <w:rPr>
+          <w:lang w:val="es-AR"/>
+        </w:rPr>
+        <w:t>monto_solicitado</w:t>
+      </w:r>
+      <w:proofErr w:type="spellEnd"/>
+      <w:r>
+        <w:rPr>
+          <w:lang w:val="es-AR"/>
+        </w:rPr>
+        <w:t xml:space="preserve"> -&gt; monto calculado para la cuota actual</w:t>
       </w:r>
     </w:p>
     <w:p>
@@ -589,12 +695,19 @@
           <w:lang w:val="es-AR"/>
         </w:rPr>
       </w:pPr>
-      <w:r>
-        <w:rPr>
-          <w:highlight w:val="yellow"/>
-          <w:lang w:val="es-AR"/>
-        </w:rPr>
-        <w:t>Saldo</w:t>
+      <w:proofErr w:type="spellStart"/>
+      <w:r>
+        <w:rPr>
+          <w:lang w:val="es-AR"/>
+        </w:rPr>
+        <w:t>monto_descontado</w:t>
+      </w:r>
+      <w:proofErr w:type="spellEnd"/>
+      <w:r>
+        <w:rPr>
+          <w:lang w:val="es-AR"/>
+        </w:rPr>
+        <w:t xml:space="preserve"> </w:t>
       </w:r>
     </w:p>
     <w:p>
@@ -609,12 +722,207 @@
           <w:lang w:val="es-AR"/>
         </w:rPr>
       </w:pPr>
-      <w:r>
-        <w:rPr>
-          <w:highlight w:val="yellow"/>
-          <w:lang w:val="es-AR"/>
-        </w:rPr>
-        <w:t>Id de liquidación</w:t>
+      <w:proofErr w:type="spellStart"/>
+      <w:r>
+        <w:rPr>
+          <w:lang w:val="es-AR"/>
+        </w:rPr>
+        <w:t>numero_orden</w:t>
+      </w:r>
+      <w:proofErr w:type="spellEnd"/>
+      <w:r>
+        <w:rPr>
+          <w:lang w:val="es-AR"/>
+        </w:rPr>
+        <w:t xml:space="preserve"> -&gt; numero entero. Se incrementa en 1 en cada liquidación para el mismo embargo</w:t>
+      </w:r>
+    </w:p>
+    <w:p>
+      <w:pPr>
+        <w:pStyle w:val="Prrafodelista"/>
+        <w:numPr>
+          <w:ilvl w:val="0"/>
+          <w:numId w:val="7"/>
+        </w:numPr>
+        <w:rPr>
+          <w:highlight w:val="yellow"/>
+          <w:lang w:val="es-AR"/>
+        </w:rPr>
+      </w:pPr>
+      <w:proofErr w:type="spellStart"/>
+      <w:r>
+        <w:rPr>
+          <w:lang w:val="es-AR"/>
+        </w:rPr>
+        <w:t>liquidacion_id</w:t>
+      </w:r>
+      <w:proofErr w:type="spellEnd"/>
+    </w:p>
+    <w:p>
+      <w:pPr>
+        <w:pStyle w:val="Prrafodelista"/>
+        <w:numPr>
+          <w:ilvl w:val="0"/>
+          <w:numId w:val="7"/>
+        </w:numPr>
+        <w:rPr>
+          <w:highlight w:val="yellow"/>
+          <w:lang w:val="es-AR"/>
+        </w:rPr>
+      </w:pPr>
+      <w:proofErr w:type="spellStart"/>
+      <w:r>
+        <w:rPr>
+          <w:lang w:val="es-AR"/>
+        </w:rPr>
+        <w:t>embargo_id</w:t>
+      </w:r>
+      <w:proofErr w:type="spellEnd"/>
+    </w:p>
+    <w:p>
+      <w:pPr>
+        <w:pStyle w:val="Prrafodelista"/>
+        <w:numPr>
+          <w:ilvl w:val="0"/>
+          <w:numId w:val="7"/>
+        </w:numPr>
+        <w:rPr>
+          <w:highlight w:val="yellow"/>
+          <w:lang w:val="es-AR"/>
+        </w:rPr>
+      </w:pPr>
+      <w:r>
+        <w:rPr>
+          <w:lang w:val="es-AR"/>
+        </w:rPr>
+        <w:t>estado</w:t>
+      </w:r>
+      <w:r>
+        <w:rPr>
+          <w:lang w:val="es-AR"/>
+        </w:rPr>
+        <w:t xml:space="preserve"> -&gt; A</w:t>
+      </w:r>
+    </w:p>
+    <w:p>
+      <w:pPr>
+        <w:pStyle w:val="Prrafodelista"/>
+        <w:numPr>
+          <w:ilvl w:val="0"/>
+          <w:numId w:val="7"/>
+        </w:numPr>
+        <w:rPr>
+          <w:highlight w:val="yellow"/>
+          <w:lang w:val="es-AR"/>
+        </w:rPr>
+      </w:pPr>
+      <w:proofErr w:type="spellStart"/>
+      <w:r>
+        <w:rPr>
+          <w:lang w:val="es-AR"/>
+        </w:rPr>
+        <w:t>motivo_fallo</w:t>
+      </w:r>
+      <w:proofErr w:type="spellEnd"/>
+    </w:p>
+    <w:p>
+      <w:pPr>
+        <w:rPr>
+          <w:highlight w:val="green"/>
+          <w:lang w:val="es-AR"/>
+        </w:rPr>
+      </w:pPr>
+      <w:r>
+        <w:rPr>
+          <w:highlight w:val="green"/>
+          <w:lang w:val="es-AR"/>
+        </w:rPr>
+        <w:t xml:space="preserve">Para saber el saldo </w:t>
+      </w:r>
+      <w:r>
+        <w:rPr>
+          <w:highlight w:val="green"/>
+          <w:lang w:val="es-AR"/>
+        </w:rPr>
+        <w:t xml:space="preserve">actual </w:t>
+      </w:r>
+      <w:r>
+        <w:rPr>
+          <w:highlight w:val="green"/>
+          <w:lang w:val="es-AR"/>
+        </w:rPr>
+        <w:t>se debe ir al embargo (por id), ir al oficio encabezado (por id) y buscar el oficio detalle comercial (por id de encabezado)</w:t>
+      </w:r>
+      <w:r>
+        <w:rPr>
+          <w:highlight w:val="green"/>
+          <w:lang w:val="es-AR"/>
+        </w:rPr>
+        <w:t xml:space="preserve"> extraer el monto original y hacer una sumatorio de embargos </w:t>
+      </w:r>
+      <w:proofErr w:type="spellStart"/>
+      <w:r>
+        <w:rPr>
+          <w:highlight w:val="green"/>
+          <w:lang w:val="es-AR"/>
+        </w:rPr>
+        <w:t>proceasdos</w:t>
+      </w:r>
+      <w:proofErr w:type="spellEnd"/>
+      <w:r>
+        <w:rPr>
+          <w:highlight w:val="green"/>
+          <w:lang w:val="es-AR"/>
+        </w:rPr>
+        <w:t xml:space="preserve"> por </w:t>
+      </w:r>
+      <w:proofErr w:type="spellStart"/>
+      <w:r>
+        <w:rPr>
+          <w:highlight w:val="green"/>
+          <w:lang w:val="es-AR"/>
+        </w:rPr>
+        <w:t>embargo_id</w:t>
+      </w:r>
+      <w:proofErr w:type="spellEnd"/>
+      <w:r>
+        <w:rPr>
+          <w:highlight w:val="green"/>
+          <w:lang w:val="es-AR"/>
+        </w:rPr>
+        <w:t xml:space="preserve"> del monto descontado. </w:t>
+      </w:r>
+    </w:p>
+    <w:p>
+      <w:pPr>
+        <w:rPr>
+          <w:highlight w:val="green"/>
+          <w:lang w:val="es-AR"/>
+        </w:rPr>
+      </w:pPr>
+      <w:r>
+        <w:rPr>
+          <w:highlight w:val="green"/>
+          <w:lang w:val="es-AR"/>
+        </w:rPr>
+        <w:lastRenderedPageBreak/>
+        <w:t xml:space="preserve">Esto deberíamos ejecutar antes de procesar un embargo para determinar si ya se canceló o cual es el saldo actual para poder cumplir en base al porcentaje que se puede descontar y en base al sueldo del mes, </w:t>
+      </w:r>
+      <w:proofErr w:type="spellStart"/>
+      <w:r>
+        <w:rPr>
+          <w:highlight w:val="green"/>
+          <w:lang w:val="es-AR"/>
+        </w:rPr>
+        <w:t>cual</w:t>
+      </w:r>
+      <w:proofErr w:type="spellEnd"/>
+      <w:r>
+        <w:rPr>
+          <w:highlight w:val="green"/>
+          <w:lang w:val="es-AR"/>
+        </w:rPr>
+        <w:t xml:space="preserve"> será el monto a solicitar en el embargo. </w:t>
       </w:r>
     </w:p>
     <w:p>
@@ -997,6 +1305,13 @@
         </w:rPr>
         <w:t>)</w:t>
       </w:r>
+      <w:r>
+        <w:rPr>
+          <w:highlight w:val="yellow"/>
+          <w:lang w:val="es-AR"/>
+        </w:rPr>
+        <w:tab/>
+      </w:r>
     </w:p>
     <w:p>
       <w:pPr>
@@ -1015,7 +1330,6 @@
           <w:highlight w:val="yellow"/>
           <w:lang w:val="es-AR"/>
         </w:rPr>
-        <w:lastRenderedPageBreak/>
         <w:t xml:space="preserve">Expediente judicial (codigo de expediente que figura en el texto del oficio, al lado del AUTO) </w:t>
       </w:r>
     </w:p>
@@ -1488,8 +1802,27 @@
     </w:p>
     <w:p>
       <w:pPr>
-        <w:pStyle w:val="Prrafodelista"/>
-        <w:ind w:left="1440"/>
+        <w:rPr>
+          <w:lang w:val="es-AR"/>
+        </w:rPr>
+      </w:pPr>
+    </w:p>
+    <w:p>
+      <w:pPr>
+        <w:rPr>
+          <w:lang w:val="es-AR"/>
+        </w:rPr>
+      </w:pPr>
+    </w:p>
+    <w:p>
+      <w:pPr>
+        <w:rPr>
+          <w:lang w:val="es-AR"/>
+        </w:rPr>
+      </w:pPr>
+    </w:p>
+    <w:p>
+      <w:pPr>
         <w:rPr>
           <w:lang w:val="es-AR"/>
         </w:rPr>
@@ -1512,6 +1845,7 @@
           <w:highlight w:val="yellow"/>
           <w:lang w:val="es-AR"/>
         </w:rPr>
+        <w:lastRenderedPageBreak/>
         <w:t>Oficio carga de familia</w:t>
       </w:r>
       <w:r>
@@ -1999,7 +2333,6 @@
           <w:u w:val="single"/>
           <w:lang w:val="es-AR"/>
         </w:rPr>
-        <w:lastRenderedPageBreak/>
         <w:t>Observaciones</w:t>
       </w:r>
       <w:r>
@@ -2168,6 +2501,7 @@
     </w:p>
     <w:p>
       <w:pPr>
+        <w:ind w:left="720"/>
         <w:rPr>
           <w:lang w:val="es-AR"/>
         </w:rPr>
@@ -2273,6 +2607,7 @@
         <w:rPr>
           <w:lang w:val="es-AR"/>
         </w:rPr>
+        <w:lastRenderedPageBreak/>
         <w:t>S</w:t>
       </w:r>
       <w:r>
@@ -2515,82 +2850,834 @@
         </w:rPr>
         <w:t xml:space="preserve"> va en la tabla embargos y en otras.</w:t>
       </w:r>
+    </w:p>
+    <w:p>
+      <w:pPr>
+        <w:pStyle w:val="Ttulo1"/>
+        <w:rPr>
+          <w:lang w:val="es-AR"/>
+        </w:rPr>
+      </w:pPr>
+      <w:r>
+        <w:rPr>
+          <w:lang w:val="es-AR"/>
+        </w:rPr>
+        <w:t>PROBLEMAS FRECUENTES</w:t>
+      </w:r>
+    </w:p>
+    <w:p>
+      <w:pPr>
+        <w:pStyle w:val="Prrafodelista"/>
+        <w:numPr>
+          <w:ilvl w:val="0"/>
+          <w:numId w:val="11"/>
+        </w:numPr>
+        <w:rPr>
+          <w:lang w:val="es-AR"/>
+        </w:rPr>
+      </w:pPr>
+      <w:r>
+        <w:rPr>
+          <w:lang w:val="es-AR"/>
+        </w:rPr>
+        <w:t xml:space="preserve">Para campos date de </w:t>
+      </w:r>
+      <w:proofErr w:type="spellStart"/>
+      <w:r>
+        <w:rPr>
+          <w:lang w:val="es-AR"/>
+        </w:rPr>
+        <w:t>sql</w:t>
+      </w:r>
+      <w:proofErr w:type="spellEnd"/>
+      <w:r>
+        <w:rPr>
+          <w:lang w:val="es-AR"/>
+        </w:rPr>
+        <w:t xml:space="preserve"> server se debe realizar el get en el controlador enviando la query en crudo en lugar de utilizar los </w:t>
+      </w:r>
+      <w:proofErr w:type="spellStart"/>
+      <w:r>
+        <w:rPr>
+          <w:lang w:val="es-AR"/>
+        </w:rPr>
+        <w:t>find</w:t>
+      </w:r>
+      <w:proofErr w:type="spellEnd"/>
+      <w:r>
+        <w:rPr>
+          <w:lang w:val="es-AR"/>
+        </w:rPr>
+        <w:t xml:space="preserve"> de </w:t>
+      </w:r>
+      <w:proofErr w:type="spellStart"/>
+      <w:r>
+        <w:rPr>
+          <w:lang w:val="es-AR"/>
+        </w:rPr>
+        <w:t>sequalize</w:t>
+      </w:r>
+      <w:proofErr w:type="spellEnd"/>
+      <w:r>
+        <w:rPr>
+          <w:lang w:val="es-AR"/>
+        </w:rPr>
+        <w:t xml:space="preserve"> porque generan problemas con la zona horaria y retorna fechas anteriores a la almacenada. </w:t>
+      </w:r>
+    </w:p>
+    <w:p>
+      <w:pPr>
+        <w:rPr>
+          <w:lang w:val="es-AR"/>
+        </w:rPr>
+      </w:pPr>
+    </w:p>
+    <w:p>
+      <w:pPr>
+        <w:rPr>
+          <w:lang w:val="es-AR"/>
+        </w:rPr>
+      </w:pPr>
+    </w:p>
+    <w:p>
+      <w:pPr>
+        <w:pStyle w:val="Ttulo1"/>
+        <w:rPr>
+          <w:lang w:val="es-AR"/>
+        </w:rPr>
+      </w:pPr>
+      <w:r>
+        <w:rPr>
+          <w:lang w:val="es-AR"/>
+        </w:rPr>
+        <w:t>PASOS PARA LIQUIDAR LOS EMBARGOS</w:t>
+      </w:r>
+    </w:p>
+    <w:p>
+      <w:pPr>
+        <w:pStyle w:val="Prrafodelista"/>
+        <w:numPr>
+          <w:ilvl w:val="0"/>
+          <w:numId w:val="12"/>
+        </w:numPr>
+        <w:rPr>
+          <w:lang w:val="es-AR"/>
+        </w:rPr>
+      </w:pPr>
+      <w:r>
+        <w:rPr>
+          <w:lang w:val="es-AR"/>
+        </w:rPr>
+        <w:t>Abrir liquidación del mes actual con mes de referencia del mes anterior. Tabla “</w:t>
+      </w:r>
+      <w:r>
+        <w:rPr>
+          <w:lang w:val="es-AR"/>
+        </w:rPr>
+        <w:t>liquidacion_embargos</w:t>
+      </w:r>
+      <w:r>
+        <w:rPr>
+          <w:lang w:val="es-AR"/>
+        </w:rPr>
+        <w:t>” ya existe código e implementación.</w:t>
+      </w:r>
+    </w:p>
+    <w:p>
+      <w:pPr>
+        <w:pStyle w:val="Prrafodelista"/>
+        <w:numPr>
+          <w:ilvl w:val="0"/>
+          <w:numId w:val="12"/>
+        </w:numPr>
+        <w:rPr>
+          <w:lang w:val="es-AR"/>
+        </w:rPr>
+      </w:pPr>
+      <w:r>
+        <w:rPr>
+          <w:lang w:val="es-AR"/>
+        </w:rPr>
+        <w:t>Los usuarios cargaran los oficios comerciales. Tablas afectadas</w:t>
+      </w:r>
+    </w:p>
+    <w:p>
+      <w:pPr>
+        <w:pStyle w:val="Prrafodelista"/>
+        <w:numPr>
+          <w:ilvl w:val="0"/>
+          <w:numId w:val="12"/>
+        </w:numPr>
+        <w:rPr>
+          <w:lang w:val="es-AR"/>
+        </w:rPr>
+      </w:pPr>
+      <w:r>
+        <w:rPr>
+          <w:lang w:val="es-AR"/>
+        </w:rPr>
+        <w:t>Cerrar liquidación para la carga (“</w:t>
+      </w:r>
+      <w:r>
+        <w:rPr>
+          <w:lang w:val="es-AR"/>
+        </w:rPr>
+        <w:t>liquidacion_embargos</w:t>
+      </w:r>
+      <w:r>
+        <w:rPr>
+          <w:lang w:val="es-AR"/>
+        </w:rPr>
+        <w:t>” con “estado” = “P”)</w:t>
+      </w:r>
+    </w:p>
+    <w:p>
+      <w:pPr>
+        <w:pStyle w:val="Prrafodelista"/>
+        <w:numPr>
+          <w:ilvl w:val="0"/>
+          <w:numId w:val="12"/>
+        </w:numPr>
+        <w:rPr>
+          <w:lang w:val="es-AR"/>
+        </w:rPr>
+      </w:pPr>
+      <w:proofErr w:type="spellStart"/>
+      <w:r>
+        <w:rPr>
+          <w:lang w:val="es-AR"/>
+        </w:rPr>
+        <w:t>Liquidacion</w:t>
+      </w:r>
+      <w:proofErr w:type="spellEnd"/>
+      <w:r>
+        <w:rPr>
+          <w:lang w:val="es-AR"/>
+        </w:rPr>
+        <w:t>:</w:t>
+      </w:r>
+    </w:p>
+    <w:p>
+      <w:pPr>
+        <w:pStyle w:val="Prrafodelista"/>
+        <w:numPr>
+          <w:ilvl w:val="1"/>
+          <w:numId w:val="12"/>
+        </w:numPr>
+        <w:rPr>
+          <w:lang w:val="es-AR"/>
+        </w:rPr>
+      </w:pPr>
+      <w:r>
+        <w:rPr>
+          <w:lang w:val="es-AR"/>
+        </w:rPr>
+        <w:t xml:space="preserve">Tomar todos los oficios encabezados por </w:t>
+      </w:r>
+      <w:proofErr w:type="spellStart"/>
+      <w:r>
+        <w:rPr>
+          <w:lang w:val="es-AR"/>
+        </w:rPr>
+        <w:t>liq_id</w:t>
+      </w:r>
+      <w:proofErr w:type="spellEnd"/>
+      <w:r>
+        <w:rPr>
+          <w:lang w:val="es-AR"/>
+        </w:rPr>
+        <w:t xml:space="preserve"> (ultimo </w:t>
+      </w:r>
+      <w:proofErr w:type="spellStart"/>
+      <w:r>
+        <w:rPr>
+          <w:lang w:val="es-AR"/>
+        </w:rPr>
+        <w:t>liq_id</w:t>
+      </w:r>
+      <w:proofErr w:type="spellEnd"/>
+      <w:r>
+        <w:rPr>
+          <w:lang w:val="es-AR"/>
+        </w:rPr>
+        <w:t xml:space="preserve"> con estado = P) e ir a todos los oficios detalle comercial verificando en cada uno el monto del oficio, el monto de acrecidas y el porcentaje.  En caso de que el monto de acrecidas sea </w:t>
+      </w:r>
+      <w:proofErr w:type="spellStart"/>
+      <w:r>
+        <w:rPr>
+          <w:lang w:val="es-AR"/>
+        </w:rPr>
+        <w:t>vacio</w:t>
+      </w:r>
+      <w:proofErr w:type="spellEnd"/>
+      <w:r>
+        <w:rPr>
+          <w:lang w:val="es-AR"/>
+        </w:rPr>
+        <w:t xml:space="preserve"> o 0, no tenerlo en cuenta. </w:t>
+      </w:r>
+    </w:p>
+    <w:p>
+      <w:pPr>
+        <w:pStyle w:val="Prrafodelista"/>
+        <w:numPr>
+          <w:ilvl w:val="1"/>
+          <w:numId w:val="12"/>
+        </w:numPr>
+        <w:rPr>
+          <w:lang w:val="es-AR"/>
+        </w:rPr>
+      </w:pPr>
+      <w:r>
+        <w:rPr>
+          <w:lang w:val="es-AR"/>
+        </w:rPr>
+        <w:t xml:space="preserve">Se deberá insertar un registro en la </w:t>
+      </w:r>
+      <w:proofErr w:type="spellStart"/>
+      <w:r>
+        <w:rPr>
+          <w:lang w:val="es-AR"/>
+        </w:rPr>
+        <w:t>La</w:t>
+      </w:r>
+      <w:proofErr w:type="spellEnd"/>
+      <w:r>
+        <w:rPr>
+          <w:lang w:val="es-AR"/>
+        </w:rPr>
+        <w:t xml:space="preserve"> tabla “Embargos” mes a mes a partir de los oficios cargados de la última liquidación “estado” = “P”. Puede que existan “embargos” del mes anterior que todavía no se cancelaron. Por lo tanto, se irán acumulando hasta que se cancelen o den de baja por el usuario en caso de razones legales o fallecimiento.</w:t>
+      </w:r>
+    </w:p>
+    <w:p>
+      <w:pPr>
+        <w:pStyle w:val="Prrafodelista"/>
+        <w:numPr>
+          <w:ilvl w:val="1"/>
+          <w:numId w:val="12"/>
+        </w:numPr>
+        <w:rPr>
+          <w:lang w:val="es-AR"/>
+        </w:rPr>
+      </w:pPr>
+      <w:r>
+        <w:rPr>
+          <w:lang w:val="es-AR"/>
+        </w:rPr>
+        <w:t>Se deberá insertar un registro en la tabla “</w:t>
+      </w:r>
+      <w:proofErr w:type="spellStart"/>
+      <w:r>
+        <w:rPr>
+          <w:lang w:val="es-AR"/>
+        </w:rPr>
+        <w:t>embargos_procesados</w:t>
+      </w:r>
+      <w:proofErr w:type="spellEnd"/>
+      <w:r>
+        <w:rPr>
+          <w:lang w:val="es-AR"/>
+        </w:rPr>
+        <w:t>” uno a uno partiendo de la tabla “Embargos”. A continuación, se describen los valores que deben tener los campos de esta tabla:</w:t>
+      </w:r>
+    </w:p>
+    <w:p>
+      <w:pPr>
+        <w:pStyle w:val="Prrafodelista"/>
+        <w:numPr>
+          <w:ilvl w:val="2"/>
+          <w:numId w:val="12"/>
+        </w:numPr>
+        <w:rPr>
+          <w:lang w:val="es-AR"/>
+        </w:rPr>
+      </w:pPr>
+      <w:proofErr w:type="spellStart"/>
+      <w:r>
+        <w:rPr>
+          <w:lang w:val="es-AR"/>
+        </w:rPr>
+        <w:lastRenderedPageBreak/>
+        <w:t>monto_solicitado</w:t>
+      </w:r>
+      <w:proofErr w:type="spellEnd"/>
+      <w:r>
+        <w:rPr>
+          <w:lang w:val="es-AR"/>
+        </w:rPr>
+        <w:t xml:space="preserve">: es el valor de la sumatoria de las bonificaciones del </w:t>
+      </w:r>
+      <w:proofErr w:type="gramStart"/>
+      <w:r>
+        <w:rPr>
+          <w:lang w:val="es-AR"/>
+        </w:rPr>
+        <w:t>agente  (</w:t>
+      </w:r>
+      <w:proofErr w:type="spellStart"/>
+      <w:proofErr w:type="gramEnd"/>
+      <w:r>
+        <w:rPr>
+          <w:lang w:val="es-AR"/>
+        </w:rPr>
+        <w:t>select</w:t>
+      </w:r>
+      <w:proofErr w:type="spellEnd"/>
+      <w:r>
+        <w:rPr>
+          <w:lang w:val="es-AR"/>
+        </w:rPr>
+        <w:t xml:space="preserve"> de la tabla </w:t>
+      </w:r>
+      <w:proofErr w:type="spellStart"/>
+      <w:r>
+        <w:rPr>
+          <w:lang w:val="es-AR"/>
+        </w:rPr>
+        <w:t>conceptoTemporal</w:t>
+      </w:r>
+      <w:proofErr w:type="spellEnd"/>
+      <w:r>
+        <w:rPr>
+          <w:lang w:val="es-AR"/>
+        </w:rPr>
+        <w:t xml:space="preserve"> de la base de datos </w:t>
+      </w:r>
+      <w:proofErr w:type="spellStart"/>
+      <w:r>
+        <w:rPr>
+          <w:lang w:val="es-AR"/>
+        </w:rPr>
+        <w:t>liquidacion</w:t>
+      </w:r>
+      <w:proofErr w:type="spellEnd"/>
+      <w:r>
+        <w:rPr>
+          <w:lang w:val="es-AR"/>
+        </w:rPr>
+        <w:t xml:space="preserve"> de sueldos aplicando estas condiciones: </w:t>
+      </w:r>
+    </w:p>
+    <w:p>
+      <w:pPr>
+        <w:pStyle w:val="Prrafodelista"/>
+        <w:ind w:left="2160"/>
+      </w:pPr>
+      <w:r>
+        <w:t xml:space="preserve">(AND </w:t>
+      </w:r>
+      <w:proofErr w:type="spellStart"/>
+      <w:r>
+        <w:t>cteCodigoConcepto</w:t>
+      </w:r>
+      <w:proofErr w:type="spellEnd"/>
+      <w:r>
+        <w:t xml:space="preserve"> BETWEEN '002' AND '599'</w:t>
+      </w:r>
+    </w:p>
+    <w:p>
+      <w:pPr>
+        <w:pStyle w:val="Prrafodelista"/>
+        <w:ind w:left="2160"/>
+      </w:pPr>
+      <w:r>
+        <w:t>AND t</w:t>
+      </w:r>
+      <w:proofErr w:type="gramStart"/>
+      <w:r>
+        <w:t>2.cteCodigoConcepto</w:t>
+      </w:r>
+      <w:proofErr w:type="gramEnd"/>
+      <w:r>
+        <w:t xml:space="preserve"> NOT BETWEEN '108' AND '118'</w:t>
+      </w:r>
+    </w:p>
+    <w:p>
+      <w:pPr>
+        <w:pStyle w:val="Prrafodelista"/>
+        <w:ind w:left="2160"/>
+      </w:pPr>
+      <w:r>
+        <w:t>AND t</w:t>
+      </w:r>
+      <w:proofErr w:type="gramStart"/>
+      <w:r>
+        <w:t>2.cteCodigoConcepto</w:t>
+      </w:r>
+      <w:proofErr w:type="gramEnd"/>
+      <w:r>
+        <w:t xml:space="preserve"> NOT IN ('137', '202', '208'))</w:t>
+      </w:r>
+    </w:p>
+    <w:p>
+      <w:pPr>
+        <w:pStyle w:val="Prrafodelista"/>
+        <w:ind w:left="2160"/>
+        <w:rPr>
+          <w:lang w:val="es-AR"/>
+        </w:rPr>
+      </w:pPr>
+      <w:r>
+        <w:rPr>
+          <w:lang w:val="es-AR"/>
+        </w:rPr>
+        <w:t xml:space="preserve">(primero debe obtenerse el </w:t>
+      </w:r>
+      <w:r>
+        <w:rPr>
+          <w:lang w:val="es-AR"/>
+        </w:rPr>
+        <w:t>NuevoAgeId1</w:t>
+      </w:r>
+      <w:r>
+        <w:rPr>
+          <w:lang w:val="es-AR"/>
+        </w:rPr>
+        <w:t xml:space="preserve"> de la tabla </w:t>
+      </w:r>
+      <w:proofErr w:type="spellStart"/>
+      <w:r>
+        <w:rPr>
+          <w:lang w:val="es-AR"/>
+        </w:rPr>
+        <w:t>PruebasAge</w:t>
+      </w:r>
+      <w:proofErr w:type="spellEnd"/>
+      <w:r>
+        <w:rPr>
+          <w:lang w:val="es-AR"/>
+        </w:rPr>
+        <w:t xml:space="preserve"> esto se obtiene a partir del </w:t>
+      </w:r>
+      <w:proofErr w:type="spellStart"/>
+      <w:r>
+        <w:rPr>
+          <w:lang w:val="es-AR"/>
+        </w:rPr>
+        <w:t>cuil</w:t>
+      </w:r>
+      <w:proofErr w:type="spellEnd"/>
+      <w:r>
+        <w:rPr>
+          <w:lang w:val="es-AR"/>
+        </w:rPr>
+        <w:t xml:space="preserve">, control y mes y </w:t>
+      </w:r>
+      <w:proofErr w:type="spellStart"/>
+      <w:r>
+        <w:rPr>
+          <w:lang w:val="es-AR"/>
+        </w:rPr>
+        <w:t>anio</w:t>
+      </w:r>
+      <w:proofErr w:type="spellEnd"/>
+      <w:r>
+        <w:rPr>
+          <w:lang w:val="es-AR"/>
+        </w:rPr>
+        <w:t xml:space="preserve"> de </w:t>
+      </w:r>
+      <w:proofErr w:type="spellStart"/>
+      <w:r>
+        <w:rPr>
+          <w:lang w:val="es-AR"/>
+        </w:rPr>
+        <w:t>liquidacion</w:t>
+      </w:r>
+      <w:proofErr w:type="spellEnd"/>
+      <w:r>
+        <w:rPr>
+          <w:lang w:val="es-AR"/>
+        </w:rPr>
+        <w:t xml:space="preserve"> que se obtiene de la tabla “</w:t>
+      </w:r>
+      <w:r>
+        <w:rPr>
+          <w:lang w:val="es-AR"/>
+        </w:rPr>
+        <w:t>liquidacion_embargos</w:t>
+      </w:r>
+      <w:r>
+        <w:rPr>
+          <w:lang w:val="es-AR"/>
+        </w:rPr>
+        <w:t xml:space="preserve">” a partir del </w:t>
+      </w:r>
+      <w:proofErr w:type="spellStart"/>
+      <w:r>
+        <w:rPr>
+          <w:lang w:val="es-AR"/>
+        </w:rPr>
+        <w:t>liquidacion_</w:t>
+      </w:r>
+      <w:proofErr w:type="gramStart"/>
+      <w:r>
+        <w:rPr>
+          <w:lang w:val="es-AR"/>
+        </w:rPr>
+        <w:t>id</w:t>
+      </w:r>
+      <w:proofErr w:type="spellEnd"/>
+      <w:r>
+        <w:rPr>
+          <w:lang w:val="es-AR"/>
+        </w:rPr>
+        <w:t xml:space="preserve"> )</w:t>
+      </w:r>
+      <w:proofErr w:type="gramEnd"/>
+      <w:r>
+        <w:rPr>
+          <w:lang w:val="es-AR"/>
+        </w:rPr>
+        <w:t xml:space="preserve"> menos la sumatoria de los conceptos de ley (códigos 602, 615, 616). El resultado de esta resta deberá multiplicarse por el porcentaje establecido en el oficio detalle comercial del embargo que se está procesando (monto embargable). </w:t>
+      </w:r>
+      <w:r>
+        <w:rPr>
+          <w:lang w:val="es-AR"/>
+        </w:rPr>
+        <w:t>Si el monto obtenido disponible para emb</w:t>
+      </w:r>
+      <w:r>
+        <w:rPr>
+          <w:lang w:val="es-AR"/>
+        </w:rPr>
+        <w:t xml:space="preserve">argar es mayor o igual al monto </w:t>
+      </w:r>
+      <w:r>
+        <w:rPr>
+          <w:lang w:val="es-AR"/>
+        </w:rPr>
+        <w:t xml:space="preserve">solicitado en el </w:t>
+      </w:r>
+      <w:r>
+        <w:rPr>
+          <w:lang w:val="es-AR"/>
+        </w:rPr>
+        <w:t xml:space="preserve">oficio, se hará una sola cuota (comenzando por orden numero 1). Si el monto solicitado en el oficio es mayor al monto embargable, se descontará el monto embargable disponible y el saldo se calculará y liquidará nuevamente en la siguiente liquidación. </w:t>
+      </w:r>
+    </w:p>
+    <w:p>
+      <w:pPr>
+        <w:pStyle w:val="Prrafodelista"/>
+        <w:numPr>
+          <w:ilvl w:val="1"/>
+          <w:numId w:val="12"/>
+        </w:numPr>
+        <w:rPr>
+          <w:lang w:val="es-AR"/>
+        </w:rPr>
+      </w:pPr>
+      <w:r>
+        <w:rPr>
+          <w:lang w:val="es-AR"/>
+        </w:rPr>
+        <w:t>Un embargo puede estar activo y sin embargo puede no efectuarse correctamente porque la persona no cobro su sueldo. En esos casos se deberá dejar el detalle en “</w:t>
+      </w:r>
+      <w:proofErr w:type="spellStart"/>
+      <w:r>
+        <w:rPr>
+          <w:lang w:val="es-AR"/>
+        </w:rPr>
+        <w:t>embargos_procesados</w:t>
+      </w:r>
+      <w:proofErr w:type="spellEnd"/>
+      <w:r>
+        <w:rPr>
+          <w:lang w:val="es-AR"/>
+        </w:rPr>
+        <w:t>” en la columna “</w:t>
+      </w:r>
+      <w:proofErr w:type="spellStart"/>
+      <w:r>
+        <w:rPr>
+          <w:lang w:val="es-AR"/>
+        </w:rPr>
+        <w:t>motivo_fallo</w:t>
+      </w:r>
+      <w:proofErr w:type="spellEnd"/>
+      <w:r>
+        <w:rPr>
+          <w:lang w:val="es-AR"/>
+        </w:rPr>
+        <w:t>” con la descripción “</w:t>
+      </w:r>
+      <w:proofErr w:type="spellStart"/>
+      <w:r>
+        <w:rPr>
+          <w:lang w:val="es-AR"/>
+        </w:rPr>
+        <w:t>saldo_insuficiente</w:t>
+      </w:r>
+      <w:proofErr w:type="spellEnd"/>
+      <w:r>
+        <w:rPr>
+          <w:lang w:val="es-AR"/>
+        </w:rPr>
+        <w:t>”</w:t>
+      </w:r>
+    </w:p>
+    <w:p>
+      <w:pPr>
+        <w:pStyle w:val="Prrafodelista"/>
+        <w:numPr>
+          <w:ilvl w:val="1"/>
+          <w:numId w:val="12"/>
+        </w:numPr>
+        <w:rPr>
+          <w:lang w:val="es-AR"/>
+        </w:rPr>
+      </w:pPr>
+      <w:r>
+        <w:rPr>
+          <w:lang w:val="es-AR"/>
+        </w:rPr>
+        <w:t xml:space="preserve">Una vez  se ejecute la </w:t>
+      </w:r>
+      <w:proofErr w:type="spellStart"/>
+      <w:r>
+        <w:rPr>
+          <w:lang w:val="es-AR"/>
+        </w:rPr>
+        <w:t>liquidacion</w:t>
+      </w:r>
+      <w:proofErr w:type="spellEnd"/>
+      <w:r>
+        <w:rPr>
+          <w:lang w:val="es-AR"/>
+        </w:rPr>
+        <w:t>,  se deberá buscar en la tabla de “</w:t>
+      </w:r>
+      <w:proofErr w:type="spellStart"/>
+      <w:r>
+        <w:rPr>
+          <w:lang w:val="es-AR"/>
+        </w:rPr>
+        <w:t>embargos_procesados</w:t>
+      </w:r>
+      <w:proofErr w:type="spellEnd"/>
+      <w:r>
+        <w:rPr>
+          <w:lang w:val="es-AR"/>
+        </w:rPr>
+        <w:t>” por “</w:t>
+      </w:r>
+      <w:proofErr w:type="spellStart"/>
+      <w:r>
+        <w:rPr>
+          <w:lang w:val="es-AR"/>
+        </w:rPr>
+        <w:t>embargo_id</w:t>
+      </w:r>
+      <w:proofErr w:type="spellEnd"/>
+      <w:r>
+        <w:rPr>
+          <w:lang w:val="es-AR"/>
+        </w:rPr>
+        <w:t>” y sumar todos los “</w:t>
+      </w:r>
+      <w:proofErr w:type="spellStart"/>
+      <w:r>
+        <w:rPr>
+          <w:lang w:val="es-AR"/>
+        </w:rPr>
+        <w:t>monto_descontado</w:t>
+      </w:r>
+      <w:proofErr w:type="spellEnd"/>
+      <w:r>
+        <w:rPr>
+          <w:lang w:val="es-AR"/>
+        </w:rPr>
+        <w:t xml:space="preserve">” de ese embargo para determinar si ya se canceló o no. En caso de que la sumatoria sea mayor o igual al monto original del oficio, se marcará el embargo con estado = cancelado. </w:t>
+      </w:r>
+    </w:p>
+    <w:p>
+      <w:pPr>
+        <w:ind w:left="1080"/>
+        <w:rPr>
+          <w:lang w:val="es-AR"/>
+        </w:rPr>
+      </w:pPr>
+    </w:p>
+    <w:p>
+      <w:pPr>
+        <w:rPr>
+          <w:lang w:val="es-AR"/>
+        </w:rPr>
+      </w:pPr>
+    </w:p>
+    <w:p>
+      <w:pPr>
+        <w:rPr>
+          <w:lang w:val="es-AR"/>
+        </w:rPr>
+      </w:pPr>
+    </w:p>
+    <w:p>
+      <w:pPr>
+        <w:pStyle w:val="Ttulo1"/>
+        <w:rPr>
+          <w:lang w:val="es-AR"/>
+        </w:rPr>
+      </w:pPr>
+      <w:r>
+        <w:rPr>
+          <w:lang w:val="es-AR"/>
+        </w:rPr>
+        <w:t>CONSULTAS 4/11/25</w:t>
+      </w:r>
+    </w:p>
+    <w:p>
+      <w:pPr>
+        <w:pStyle w:val="Prrafodelista"/>
+        <w:numPr>
+          <w:ilvl w:val="0"/>
+          <w:numId w:val="13"/>
+        </w:numPr>
+        <w:rPr>
+          <w:lang w:val="es-AR"/>
+        </w:rPr>
+      </w:pPr>
+      <w:r>
+        <w:rPr>
+          <w:lang w:val="es-AR"/>
+        </w:rPr>
+        <w:t>En los casos en los que un agente tenga más de un embargo del mismo tipo (</w:t>
+      </w:r>
+      <w:proofErr w:type="spellStart"/>
+      <w:r>
+        <w:rPr>
+          <w:lang w:val="es-AR"/>
+        </w:rPr>
+        <w:t>ej</w:t>
+      </w:r>
+      <w:proofErr w:type="spellEnd"/>
+      <w:r>
+        <w:rPr>
+          <w:lang w:val="es-AR"/>
+        </w:rPr>
+        <w:t xml:space="preserve">: 2 comerciales), que porcentaje se toma del sueldo para embargar? Es un solo porcentaje que se divide para ambos embargos o se duplica? </w:t>
+      </w:r>
       <w:bookmarkStart w:id="0" w:name="_GoBack"/>
       <w:bookmarkEnd w:id="0"/>
     </w:p>
     <w:p>
       <w:pPr>
-        <w:pStyle w:val="Ttulo1"/>
-        <w:rPr>
-          <w:lang w:val="es-AR"/>
-        </w:rPr>
-      </w:pPr>
-      <w:r>
-        <w:rPr>
-          <w:lang w:val="es-AR"/>
-        </w:rPr>
-        <w:t>PROBLEMAS FRECUENTES</w:t>
-      </w:r>
-    </w:p>
-    <w:p>
-      <w:pPr>
         <w:pStyle w:val="Prrafodelista"/>
         <w:numPr>
           <w:ilvl w:val="0"/>
-          <w:numId w:val="11"/>
-        </w:numPr>
-        <w:rPr>
-          <w:lang w:val="es-AR"/>
-        </w:rPr>
-      </w:pPr>
-      <w:r>
-        <w:rPr>
-          <w:lang w:val="es-AR"/>
-        </w:rPr>
-        <w:t xml:space="preserve">Para campos date de </w:t>
-      </w:r>
-      <w:proofErr w:type="spellStart"/>
-      <w:r>
-        <w:rPr>
-          <w:lang w:val="es-AR"/>
-        </w:rPr>
-        <w:t>sql</w:t>
-      </w:r>
-      <w:proofErr w:type="spellEnd"/>
-      <w:r>
-        <w:rPr>
-          <w:lang w:val="es-AR"/>
-        </w:rPr>
-        <w:t xml:space="preserve"> server se debe realizar el get en el controlador enviando la query en crudo en lugar de utilizar los </w:t>
-      </w:r>
-      <w:proofErr w:type="spellStart"/>
-      <w:r>
-        <w:rPr>
-          <w:lang w:val="es-AR"/>
-        </w:rPr>
-        <w:t>find</w:t>
-      </w:r>
-      <w:proofErr w:type="spellEnd"/>
-      <w:r>
-        <w:rPr>
-          <w:lang w:val="es-AR"/>
-        </w:rPr>
-        <w:t xml:space="preserve"> de </w:t>
-      </w:r>
-      <w:proofErr w:type="spellStart"/>
-      <w:r>
-        <w:rPr>
-          <w:lang w:val="es-AR"/>
-        </w:rPr>
-        <w:t>sequalize</w:t>
-      </w:r>
-      <w:proofErr w:type="spellEnd"/>
-      <w:r>
-        <w:rPr>
-          <w:lang w:val="es-AR"/>
-        </w:rPr>
-        <w:t xml:space="preserve"> porque generan problemas con la zona horaria y retorna fechas anteriores a la almacenada. </w:t>
-      </w:r>
+          <w:numId w:val="13"/>
+        </w:numPr>
+        <w:rPr>
+          <w:lang w:val="es-AR"/>
+        </w:rPr>
+      </w:pPr>
+    </w:p>
+    <w:p>
+      <w:pPr>
+        <w:rPr>
+          <w:lang w:val="es-AR"/>
+        </w:rPr>
+      </w:pPr>
     </w:p>
     <w:sectPr>
       <w:pgSz w:w="12240" w:h="15840"/>
@@ -2603,8 +3690,97 @@
 </file>
 
 <file path=word/numbering.xml><?xml version="1.0" encoding="utf-8"?>
-<w:numbering xmlns:wpc="http://schemas.microsoft.com/office/word/2010/wordprocessingCanvas" xmlns:cx="http://schemas.microsoft.com/office/drawing/2014/chartex" xmlns:cx1="http://schemas.microsoft.com/office/drawing/2015/9/8/chartex" xmlns:mc="http://schemas.openxmlformats.org/markup-compatibility/2006" xmlns:o="urn:schemas-microsoft-com:office:office" xmlns:r="http://schemas.openxmlformats.org/officeDocument/2006/relationships" xmlns:m="http://schemas.openxmlformats.org/officeDocument/2006/math" xmlns:v="urn:schemas-microsoft-com:vml" xmlns:wp14="http://schemas.microsoft.com/office/word/2010/wordprocessingDrawing" xmlns:wp="http://schemas.openxmlformats.org/drawingml/2006/wordprocessingDrawing" xmlns:w10="urn:schemas-microsoft-com:office:word" xmlns:w="http://schemas.openxmlformats.org/wordprocessingml/2006/main" xmlns:w14="http://schemas.microsoft.com/office/word/2010/wordml" xmlns:w15="http://schemas.microsoft.com/office/word/2012/wordml" xmlns:w16se="http://schemas.microsoft.com/office/word/2015/wordml/symex" xmlns:wpg="http://schemas.microsoft.com/office/word/2010/wordprocessingGroup" xmlns:wpi="http://schemas.microsoft.com/office/word/2010/wordprocessingInk" xmlns:wne="http://schemas.microsoft.com/office/word/2006/wordml" xmlns:wps="http://schemas.microsoft.com/office/word/2010/wordprocessingShape" mc:Ignorable="w14 w15 w16se wp14">
+<w:numbering xmlns:wpc="http://schemas.microsoft.com/office/word/2010/wordprocessingCanvas" xmlns:cx="http://schemas.microsoft.com/office/drawing/2014/chartex" xmlns:mc="http://schemas.openxmlformats.org/markup-compatibility/2006" xmlns:o="urn:schemas-microsoft-com:office:office" xmlns:r="http://schemas.openxmlformats.org/officeDocument/2006/relationships" xmlns:m="http://schemas.openxmlformats.org/officeDocument/2006/math" xmlns:v="urn:schemas-microsoft-com:vml" xmlns:wp14="http://schemas.microsoft.com/office/word/2010/wordprocessingDrawing" xmlns:wp="http://schemas.openxmlformats.org/drawingml/2006/wordprocessingDrawing" xmlns:w10="urn:schemas-microsoft-com:office:word" xmlns:w="http://schemas.openxmlformats.org/wordprocessingml/2006/main" xmlns:w14="http://schemas.microsoft.com/office/word/2010/wordml" xmlns:w15="http://schemas.microsoft.com/office/word/2012/wordml" xmlns:w16se="http://schemas.microsoft.com/office/word/2015/wordml/symex" xmlns:wpg="http://schemas.microsoft.com/office/word/2010/wordprocessingGroup" xmlns:wpi="http://schemas.microsoft.com/office/word/2010/wordprocessingInk" xmlns:wne="http://schemas.microsoft.com/office/word/2006/wordml" xmlns:wps="http://schemas.microsoft.com/office/word/2010/wordprocessingShape" mc:Ignorable="w14 w15 w16se wp14">
   <w:abstractNum w:abstractNumId="0" w15:restartNumberingAfterBreak="0">
+    <w:nsid w:val="19631129"/>
+    <w:multiLevelType w:val="hybridMultilevel"/>
+    <w:tmpl w:val="7532A13E"/>
+    <w:lvl w:ilvl="0" w:tplc="04090011">
+      <w:start w:val="1"/>
+      <w:numFmt w:val="decimal"/>
+      <w:lvlText w:val="%1)"/>
+      <w:lvlJc w:val="left"/>
+      <w:pPr>
+        <w:ind w:left="720" w:hanging="360"/>
+      </w:pPr>
+      <w:rPr>
+        <w:rFonts w:hint="default"/>
+      </w:rPr>
+    </w:lvl>
+    <w:lvl w:ilvl="1" w:tplc="04090019">
+      <w:start w:val="1"/>
+      <w:numFmt w:val="lowerLetter"/>
+      <w:lvlText w:val="%2."/>
+      <w:lvlJc w:val="left"/>
+      <w:pPr>
+        <w:ind w:left="1440" w:hanging="360"/>
+      </w:pPr>
+    </w:lvl>
+    <w:lvl w:ilvl="2" w:tplc="0409001B">
+      <w:start w:val="1"/>
+      <w:numFmt w:val="lowerRoman"/>
+      <w:lvlText w:val="%3."/>
+      <w:lvlJc w:val="right"/>
+      <w:pPr>
+        <w:ind w:left="2160" w:hanging="180"/>
+      </w:pPr>
+    </w:lvl>
+    <w:lvl w:ilvl="3" w:tplc="0409000F" w:tentative="1">
+      <w:start w:val="1"/>
+      <w:numFmt w:val="decimal"/>
+      <w:lvlText w:val="%4."/>
+      <w:lvlJc w:val="left"/>
+      <w:pPr>
+        <w:ind w:left="2880" w:hanging="360"/>
+      </w:pPr>
+    </w:lvl>
+    <w:lvl w:ilvl="4" w:tplc="04090019" w:tentative="1">
+      <w:start w:val="1"/>
+      <w:numFmt w:val="lowerLetter"/>
+      <w:lvlText w:val="%5."/>
+      <w:lvlJc w:val="left"/>
+      <w:pPr>
+        <w:ind w:left="3600" w:hanging="360"/>
+      </w:pPr>
+    </w:lvl>
+    <w:lvl w:ilvl="5" w:tplc="0409001B" w:tentative="1">
+      <w:start w:val="1"/>
+      <w:numFmt w:val="lowerRoman"/>
+      <w:lvlText w:val="%6."/>
+      <w:lvlJc w:val="right"/>
+      <w:pPr>
+        <w:ind w:left="4320" w:hanging="180"/>
+      </w:pPr>
+    </w:lvl>
+    <w:lvl w:ilvl="6" w:tplc="0409000F" w:tentative="1">
+      <w:start w:val="1"/>
+      <w:numFmt w:val="decimal"/>
+      <w:lvlText w:val="%7."/>
+      <w:lvlJc w:val="left"/>
+      <w:pPr>
+        <w:ind w:left="5040" w:hanging="360"/>
+      </w:pPr>
+    </w:lvl>
+    <w:lvl w:ilvl="7" w:tplc="04090019" w:tentative="1">
+      <w:start w:val="1"/>
+      <w:numFmt w:val="lowerLetter"/>
+      <w:lvlText w:val="%8."/>
+      <w:lvlJc w:val="left"/>
+      <w:pPr>
+        <w:ind w:left="5760" w:hanging="360"/>
+      </w:pPr>
+    </w:lvl>
+    <w:lvl w:ilvl="8" w:tplc="0409001B" w:tentative="1">
+      <w:start w:val="1"/>
+      <w:numFmt w:val="lowerRoman"/>
+      <w:lvlText w:val="%9."/>
+      <w:lvlJc w:val="right"/>
+      <w:pPr>
+        <w:ind w:left="6480" w:hanging="180"/>
+      </w:pPr>
+    </w:lvl>
+  </w:abstractNum>
+  <w:abstractNum w:abstractNumId="1" w15:restartNumberingAfterBreak="0">
     <w:nsid w:val="1AE73DA6"/>
     <w:multiLevelType w:val="hybridMultilevel"/>
     <w:tmpl w:val="AC7E131C"/>
@@ -2717,7 +3893,7 @@
       </w:rPr>
     </w:lvl>
   </w:abstractNum>
-  <w:abstractNum w:abstractNumId="1" w15:restartNumberingAfterBreak="0">
+  <w:abstractNum w:abstractNumId="2" w15:restartNumberingAfterBreak="0">
     <w:nsid w:val="21B37A1B"/>
     <w:multiLevelType w:val="hybridMultilevel"/>
     <w:tmpl w:val="4D06644A"/>
@@ -2809,7 +3985,7 @@
       </w:pPr>
     </w:lvl>
   </w:abstractNum>
-  <w:abstractNum w:abstractNumId="2" w15:restartNumberingAfterBreak="0">
+  <w:abstractNum w:abstractNumId="3" w15:restartNumberingAfterBreak="0">
     <w:nsid w:val="252A0349"/>
     <w:multiLevelType w:val="hybridMultilevel"/>
     <w:tmpl w:val="70E6BD68"/>
@@ -2922,10 +4098,10 @@
       </w:rPr>
     </w:lvl>
   </w:abstractNum>
-  <w:abstractNum w:abstractNumId="3" w15:restartNumberingAfterBreak="0">
+  <w:abstractNum w:abstractNumId="4" w15:restartNumberingAfterBreak="0">
     <w:nsid w:val="33130CCB"/>
     <w:multiLevelType w:val="hybridMultilevel"/>
-    <w:tmpl w:val="19427AA6"/>
+    <w:tmpl w:val="D92C2210"/>
     <w:lvl w:ilvl="0" w:tplc="04090001">
       <w:start w:val="1"/>
       <w:numFmt w:val="bullet"/>
@@ -3035,7 +4211,7 @@
       </w:rPr>
     </w:lvl>
   </w:abstractNum>
-  <w:abstractNum w:abstractNumId="4" w15:restartNumberingAfterBreak="0">
+  <w:abstractNum w:abstractNumId="5" w15:restartNumberingAfterBreak="0">
     <w:nsid w:val="37D65124"/>
     <w:multiLevelType w:val="hybridMultilevel"/>
     <w:tmpl w:val="16C616F6"/>
@@ -3148,7 +4324,7 @@
       </w:rPr>
     </w:lvl>
   </w:abstractNum>
-  <w:abstractNum w:abstractNumId="5" w15:restartNumberingAfterBreak="0">
+  <w:abstractNum w:abstractNumId="6" w15:restartNumberingAfterBreak="0">
     <w:nsid w:val="3BCB17C8"/>
     <w:multiLevelType w:val="hybridMultilevel"/>
     <w:tmpl w:val="2C88D6DE"/>
@@ -3240,7 +4416,7 @@
       </w:pPr>
     </w:lvl>
   </w:abstractNum>
-  <w:abstractNum w:abstractNumId="6" w15:restartNumberingAfterBreak="0">
+  <w:abstractNum w:abstractNumId="7" w15:restartNumberingAfterBreak="0">
     <w:nsid w:val="5C2A6F7F"/>
     <w:multiLevelType w:val="hybridMultilevel"/>
     <w:tmpl w:val="44A4DCD2"/>
@@ -3353,7 +4529,7 @@
       </w:rPr>
     </w:lvl>
   </w:abstractNum>
-  <w:abstractNum w:abstractNumId="7" w15:restartNumberingAfterBreak="0">
+  <w:abstractNum w:abstractNumId="8" w15:restartNumberingAfterBreak="0">
     <w:nsid w:val="5E193049"/>
     <w:multiLevelType w:val="hybridMultilevel"/>
     <w:tmpl w:val="39782BDE"/>
@@ -3445,7 +4621,7 @@
       </w:pPr>
     </w:lvl>
   </w:abstractNum>
-  <w:abstractNum w:abstractNumId="8" w15:restartNumberingAfterBreak="0">
+  <w:abstractNum w:abstractNumId="9" w15:restartNumberingAfterBreak="0">
     <w:nsid w:val="653A3364"/>
     <w:multiLevelType w:val="hybridMultilevel"/>
     <w:tmpl w:val="32AC3B98"/>
@@ -3558,7 +4734,7 @@
       </w:rPr>
     </w:lvl>
   </w:abstractNum>
-  <w:abstractNum w:abstractNumId="9" w15:restartNumberingAfterBreak="0">
+  <w:abstractNum w:abstractNumId="10" w15:restartNumberingAfterBreak="0">
     <w:nsid w:val="68990B9D"/>
     <w:multiLevelType w:val="hybridMultilevel"/>
     <w:tmpl w:val="6602CA9E"/>
@@ -3650,7 +4826,7 @@
       </w:pPr>
     </w:lvl>
   </w:abstractNum>
-  <w:abstractNum w:abstractNumId="10" w15:restartNumberingAfterBreak="0">
+  <w:abstractNum w:abstractNumId="11" w15:restartNumberingAfterBreak="0">
     <w:nsid w:val="6B2B1B45"/>
     <w:multiLevelType w:val="hybridMultilevel"/>
     <w:tmpl w:val="B4BE5DD8"/>
@@ -3763,38 +4939,133 @@
       </w:rPr>
     </w:lvl>
   </w:abstractNum>
+  <w:abstractNum w:abstractNumId="12" w15:restartNumberingAfterBreak="0">
+    <w:nsid w:val="6B8E7163"/>
+    <w:multiLevelType w:val="hybridMultilevel"/>
+    <w:tmpl w:val="23942D24"/>
+    <w:lvl w:ilvl="0" w:tplc="04090011">
+      <w:start w:val="1"/>
+      <w:numFmt w:val="decimal"/>
+      <w:lvlText w:val="%1)"/>
+      <w:lvlJc w:val="left"/>
+      <w:pPr>
+        <w:ind w:left="720" w:hanging="360"/>
+      </w:pPr>
+      <w:rPr>
+        <w:rFonts w:hint="default"/>
+      </w:rPr>
+    </w:lvl>
+    <w:lvl w:ilvl="1" w:tplc="04090019" w:tentative="1">
+      <w:start w:val="1"/>
+      <w:numFmt w:val="lowerLetter"/>
+      <w:lvlText w:val="%2."/>
+      <w:lvlJc w:val="left"/>
+      <w:pPr>
+        <w:ind w:left="1440" w:hanging="360"/>
+      </w:pPr>
+    </w:lvl>
+    <w:lvl w:ilvl="2" w:tplc="0409001B" w:tentative="1">
+      <w:start w:val="1"/>
+      <w:numFmt w:val="lowerRoman"/>
+      <w:lvlText w:val="%3."/>
+      <w:lvlJc w:val="right"/>
+      <w:pPr>
+        <w:ind w:left="2160" w:hanging="180"/>
+      </w:pPr>
+    </w:lvl>
+    <w:lvl w:ilvl="3" w:tplc="0409000F" w:tentative="1">
+      <w:start w:val="1"/>
+      <w:numFmt w:val="decimal"/>
+      <w:lvlText w:val="%4."/>
+      <w:lvlJc w:val="left"/>
+      <w:pPr>
+        <w:ind w:left="2880" w:hanging="360"/>
+      </w:pPr>
+    </w:lvl>
+    <w:lvl w:ilvl="4" w:tplc="04090019" w:tentative="1">
+      <w:start w:val="1"/>
+      <w:numFmt w:val="lowerLetter"/>
+      <w:lvlText w:val="%5."/>
+      <w:lvlJc w:val="left"/>
+      <w:pPr>
+        <w:ind w:left="3600" w:hanging="360"/>
+      </w:pPr>
+    </w:lvl>
+    <w:lvl w:ilvl="5" w:tplc="0409001B" w:tentative="1">
+      <w:start w:val="1"/>
+      <w:numFmt w:val="lowerRoman"/>
+      <w:lvlText w:val="%6."/>
+      <w:lvlJc w:val="right"/>
+      <w:pPr>
+        <w:ind w:left="4320" w:hanging="180"/>
+      </w:pPr>
+    </w:lvl>
+    <w:lvl w:ilvl="6" w:tplc="0409000F" w:tentative="1">
+      <w:start w:val="1"/>
+      <w:numFmt w:val="decimal"/>
+      <w:lvlText w:val="%7."/>
+      <w:lvlJc w:val="left"/>
+      <w:pPr>
+        <w:ind w:left="5040" w:hanging="360"/>
+      </w:pPr>
+    </w:lvl>
+    <w:lvl w:ilvl="7" w:tplc="04090019" w:tentative="1">
+      <w:start w:val="1"/>
+      <w:numFmt w:val="lowerLetter"/>
+      <w:lvlText w:val="%8."/>
+      <w:lvlJc w:val="left"/>
+      <w:pPr>
+        <w:ind w:left="5760" w:hanging="360"/>
+      </w:pPr>
+    </w:lvl>
+    <w:lvl w:ilvl="8" w:tplc="0409001B" w:tentative="1">
+      <w:start w:val="1"/>
+      <w:numFmt w:val="lowerRoman"/>
+      <w:lvlText w:val="%9."/>
+      <w:lvlJc w:val="right"/>
+      <w:pPr>
+        <w:ind w:left="6480" w:hanging="180"/>
+      </w:pPr>
+    </w:lvl>
+  </w:abstractNum>
   <w:num w:numId="1">
+    <w:abstractNumId w:val="6"/>
+  </w:num>
+  <w:num w:numId="2">
+    <w:abstractNumId w:val="9"/>
+  </w:num>
+  <w:num w:numId="3">
+    <w:abstractNumId w:val="3"/>
+  </w:num>
+  <w:num w:numId="4">
+    <w:abstractNumId w:val="2"/>
+  </w:num>
+  <w:num w:numId="5">
+    <w:abstractNumId w:val="10"/>
+  </w:num>
+  <w:num w:numId="6">
+    <w:abstractNumId w:val="8"/>
+  </w:num>
+  <w:num w:numId="7">
+    <w:abstractNumId w:val="11"/>
+  </w:num>
+  <w:num w:numId="8">
     <w:abstractNumId w:val="5"/>
   </w:num>
-  <w:num w:numId="2">
-    <w:abstractNumId w:val="8"/>
-  </w:num>
-  <w:num w:numId="3">
-    <w:abstractNumId w:val="2"/>
-  </w:num>
-  <w:num w:numId="4">
+  <w:num w:numId="9">
     <w:abstractNumId w:val="1"/>
   </w:num>
-  <w:num w:numId="5">
-    <w:abstractNumId w:val="9"/>
-  </w:num>
-  <w:num w:numId="6">
+  <w:num w:numId="10">
     <w:abstractNumId w:val="7"/>
   </w:num>
-  <w:num w:numId="7">
-    <w:abstractNumId w:val="10"/>
-  </w:num>
-  <w:num w:numId="8">
+  <w:num w:numId="11">
     <w:abstractNumId w:val="4"/>
   </w:num>
-  <w:num w:numId="9">
+  <w:num w:numId="12">
     <w:abstractNumId w:val="0"/>
   </w:num>
-  <w:num w:numId="10">
-    <w:abstractNumId w:val="6"/>
-  </w:num>
-  <w:num w:numId="11">
-    <w:abstractNumId w:val="3"/>
+  <w:num w:numId="13">
+    <w:abstractNumId w:val="12"/>
   </w:num>
 </w:numbering>
 </file>
